--- a/ssr vs csr.docx
+++ b/ssr vs csr.docx
@@ -51,7 +51,7 @@
     <w:p>
       <w:r>
         <w:pict w14:anchorId="7E082697">
-          <v:rect id="_x0000_i1355" style="width:0;height:0" o:hralign="center" o:hrstd="t" o:hr="t" fillcolor="#a0a0a0" stroked="f"/>
+          <v:rect id="_x0000_i1025" style="width:0;height:0" o:hralign="center" o:hrstd="t" o:hr="t" fillcolor="#a0a0a0" stroked="f"/>
         </w:pict>
       </w:r>
     </w:p>
@@ -118,7 +118,7 @@
     <w:p>
       <w:r>
         <w:pict w14:anchorId="19BD5A28">
-          <v:rect id="_x0000_i1356" style="width:0;height:0" o:hralign="center" o:hrstd="t" o:hr="t" fillcolor="#a0a0a0" stroked="f"/>
+          <v:rect id="_x0000_i1026" style="width:0;height:0" o:hralign="center" o:hrstd="t" o:hr="t" fillcolor="#a0a0a0" stroked="f"/>
         </w:pict>
       </w:r>
     </w:p>
@@ -174,7 +174,11 @@
         </w:numPr>
       </w:pPr>
       <w:r>
-        <w:t xml:space="preserve">You go to a restaurant </w:t>
+        <w:t xml:space="preserve">You go to a </w:t>
+      </w:r>
+      <w:proofErr w:type="gramStart"/>
+      <w:r>
+        <w:t xml:space="preserve">restaurant </w:t>
       </w:r>
       <w:r>
         <w:rPr>
@@ -183,7 +187,11 @@
         <w:t>🍴</w:t>
       </w:r>
       <w:r>
-        <w:t xml:space="preserve"> (the </w:t>
+        <w:t xml:space="preserve"> (</w:t>
+      </w:r>
+      <w:proofErr w:type="gramEnd"/>
+      <w:r>
+        <w:t>the </w:t>
       </w:r>
       <w:r>
         <w:rPr>
@@ -235,8 +243,13 @@
       </w:r>
     </w:p>
     <w:p>
-      <w:r>
-        <w:t>So in </w:t>
+      <w:proofErr w:type="gramStart"/>
+      <w:r>
+        <w:t>So</w:t>
+      </w:r>
+      <w:proofErr w:type="gramEnd"/>
+      <w:r>
+        <w:t xml:space="preserve"> in </w:t>
       </w:r>
       <w:r>
         <w:rPr>
@@ -311,13 +324,21 @@
         <w:t>Bad:</w:t>
       </w:r>
       <w:r>
-        <w:t> Every time you click, the chef has to cook again = slow refresh.</w:t>
+        <w:t xml:space="preserve"> Every time you click, the chef </w:t>
+      </w:r>
+      <w:proofErr w:type="gramStart"/>
+      <w:r>
+        <w:t>has to</w:t>
+      </w:r>
+      <w:proofErr w:type="gramEnd"/>
+      <w:r>
+        <w:t xml:space="preserve"> cook again = slow refresh.</w:t>
       </w:r>
     </w:p>
     <w:p>
       <w:r>
         <w:pict w14:anchorId="10386835">
-          <v:rect id="_x0000_i1357" style="width:0;height:0" o:hralign="center" o:hrstd="t" o:hr="t" fillcolor="#a0a0a0" stroked="f"/>
+          <v:rect id="_x0000_i1027" style="width:0;height:0" o:hralign="center" o:hrstd="t" o:hr="t" fillcolor="#a0a0a0" stroked="f"/>
         </w:pict>
       </w:r>
     </w:p>
@@ -375,6 +396,7 @@
       <w:r>
         <w:t>You go to a </w:t>
       </w:r>
+      <w:proofErr w:type="gramStart"/>
       <w:r>
         <w:rPr>
           <w:b/>
@@ -394,6 +416,7 @@
       <w:r>
         <w:t>.</w:t>
       </w:r>
+      <w:proofErr w:type="gramEnd"/>
     </w:p>
     <w:p>
       <w:pPr>
@@ -402,8 +425,13 @@
           <w:numId w:val="4"/>
         </w:numPr>
       </w:pPr>
-      <w:r>
-        <w:t>At first, you only get an </w:t>
+      <w:proofErr w:type="gramStart"/>
+      <w:r>
+        <w:t>At first</w:t>
+      </w:r>
+      <w:proofErr w:type="gramEnd"/>
+      <w:r>
+        <w:t>, you only get an </w:t>
       </w:r>
       <w:r>
         <w:rPr>
@@ -460,8 +488,13 @@
       </w:r>
     </w:p>
     <w:p>
-      <w:r>
-        <w:t>So in </w:t>
+      <w:proofErr w:type="gramStart"/>
+      <w:r>
+        <w:t>So</w:t>
+      </w:r>
+      <w:proofErr w:type="gramEnd"/>
+      <w:r>
+        <w:t xml:space="preserve"> in </w:t>
       </w:r>
       <w:r>
         <w:rPr>
@@ -571,7 +604,7 @@
     <w:p>
       <w:r>
         <w:pict w14:anchorId="5F026B28">
-          <v:rect id="_x0000_i1358" style="width:0;height:0" o:hralign="center" o:hrstd="t" o:hr="t" fillcolor="#a0a0a0" stroked="f"/>
+          <v:rect id="_x0000_i1028" style="width:0;height:0" o:hralign="center" o:hrstd="t" o:hr="t" fillcolor="#a0a0a0" stroked="f"/>
         </w:pict>
       </w:r>
     </w:p>
@@ -704,7 +737,7 @@
     <w:p>
       <w:r>
         <w:pict w14:anchorId="7AD5B651">
-          <v:rect id="_x0000_i1359" style="width:0;height:0" o:hralign="center" o:hrstd="t" o:hr="t" fillcolor="#a0a0a0" stroked="f"/>
+          <v:rect id="_x0000_i1029" style="width:0;height:0" o:hralign="center" o:hrstd="t" o:hr="t" fillcolor="#a0a0a0" stroked="f"/>
         </w:pict>
       </w:r>
     </w:p>
@@ -825,7 +858,7 @@
     <w:p>
       <w:r>
         <w:pict w14:anchorId="73C04AFE">
-          <v:rect id="_x0000_i1360" style="width:0;height:0" o:hralign="center" o:hrstd="t" o:hr="t" fillcolor="#a0a0a0" stroked="f"/>
+          <v:rect id="_x0000_i1030" style="width:0;height:0" o:hralign="center" o:hrstd="t" o:hr="t" fillcolor="#a0a0a0" stroked="f"/>
         </w:pict>
       </w:r>
     </w:p>
@@ -870,7 +903,15 @@
         <w:t>🏎️</w:t>
       </w:r>
       <w:r>
-        <w:t xml:space="preserve"> (no page reload).</w:t>
+        <w:t xml:space="preserve"> (no page </w:t>
+      </w:r>
+      <w:proofErr w:type="gramStart"/>
+      <w:r>
+        <w:t>reload</w:t>
+      </w:r>
+      <w:proofErr w:type="gramEnd"/>
+      <w:r>
+        <w:t>).</w:t>
       </w:r>
     </w:p>
     <w:p>
@@ -921,7 +962,7 @@
     <w:p>
       <w:r>
         <w:pict w14:anchorId="3309DEFF">
-          <v:rect id="_x0000_i1361" style="width:0;height:0" o:hralign="center" o:hrstd="t" o:hr="t" fillcolor="#a0a0a0" stroked="f"/>
+          <v:rect id="_x0000_i1031" style="width:0;height:0" o:hralign="center" o:hrstd="t" o:hr="t" fillcolor="#a0a0a0" stroked="f"/>
         </w:pict>
       </w:r>
     </w:p>
@@ -963,7 +1004,23 @@
           <w:b/>
           <w:bCs/>
         </w:rPr>
-        <w:t>CSR = Browser cooks meal after getting ingredients.</w:t>
+        <w:t xml:space="preserve">CSR = Browser cooks </w:t>
+      </w:r>
+      <w:proofErr w:type="gramStart"/>
+      <w:r>
+        <w:rPr>
+          <w:b/>
+          <w:bCs/>
+        </w:rPr>
+        <w:t>meal</w:t>
+      </w:r>
+      <w:proofErr w:type="gramEnd"/>
+      <w:r>
+        <w:rPr>
+          <w:b/>
+          <w:bCs/>
+        </w:rPr>
+        <w:t xml:space="preserve"> after getting ingredients.</w:t>
       </w:r>
     </w:p>
     <w:p>
@@ -984,7 +1041,7 @@
     <w:p>
       <w:r>
         <w:pict w14:anchorId="1CBCA5B2">
-          <v:rect id="_x0000_i1362" style="width:0;height:0" o:hralign="center" o:hrstd="t" o:hr="t" fillcolor="#a0a0a0" stroked="f"/>
+          <v:rect id="_x0000_i1032" style="width:0;height:0" o:hralign="center" o:hrstd="t" o:hr="t" fillcolor="#a0a0a0" stroked="f"/>
         </w:pict>
       </w:r>
     </w:p>
@@ -1028,7 +1085,7 @@
     <w:p>
       <w:r>
         <w:pict w14:anchorId="42213D28">
-          <v:rect id="_x0000_i1364" style="width:0;height:0" o:hralign="center" o:hrstd="t" o:hr="t" fillcolor="#a0a0a0" stroked="f"/>
+          <v:rect id="_x0000_i1033" style="width:0;height:0" o:hralign="center" o:hrstd="t" o:hr="t" fillcolor="#a0a0a0" stroked="f"/>
         </w:pict>
       </w:r>
     </w:p>
@@ -1070,14 +1127,26 @@
         <w:t>👉</w:t>
       </w:r>
       <w:r>
-        <w:t xml:space="preserve"> Server does all the work and gives a </w:t>
-      </w:r>
-      <w:r>
-        <w:rPr>
-          <w:b/>
-          <w:bCs/>
-        </w:rPr>
-        <w:t>ready-made HTML</w:t>
+        <w:t xml:space="preserve"> Server does all the work and gives </w:t>
+      </w:r>
+      <w:proofErr w:type="gramStart"/>
+      <w:r>
+        <w:t>a </w:t>
+      </w:r>
+      <w:r>
+        <w:rPr>
+          <w:b/>
+          <w:bCs/>
+        </w:rPr>
+        <w:t>ready</w:t>
+      </w:r>
+      <w:proofErr w:type="gramEnd"/>
+      <w:r>
+        <w:rPr>
+          <w:b/>
+          <w:bCs/>
+        </w:rPr>
+        <w:t>-made HTML</w:t>
       </w:r>
       <w:r>
         <w:t>.</w:t>
@@ -1094,7 +1163,15 @@
     </w:p>
     <w:p>
       <w:r>
-        <w:t xml:space="preserve">&lt;!DOCTYPE html&gt; &lt;html&gt; &lt;head&gt; &lt;title&gt;Fruits&lt;/title&gt; &lt;/head&gt; &lt;body&gt; &lt;h1&gt;My Fruits&lt;/h1&gt; &lt;ul&gt; &lt;li&gt;Apple&lt;/li&gt; &lt;li&gt;Banana&lt;/li&gt; &lt;li&gt;Grapes&lt;/li&gt; &lt;/ul&gt; &lt;/body&gt; &lt;/html&gt; </w:t>
+        <w:t>&lt;!DOCTYPE html&gt; &lt;html&gt; &lt;head&gt; &lt;title&gt;Fruits&lt;/title&gt; &lt;/head&gt; &lt;body&gt; &lt;h1&gt;My Fruits&lt;/h1&gt; &lt;ul&gt; &lt;li&gt;Apple&lt;/li&gt; &lt;li&gt;Banana&lt;/li&gt; &lt;li&gt;Grapes&lt;/li&gt; &lt;/ul&gt; &lt;/</w:t>
+      </w:r>
+      <w:proofErr w:type="gramStart"/>
+      <w:r>
+        <w:t>body</w:t>
+      </w:r>
+      <w:proofErr w:type="gramEnd"/>
+      <w:r>
+        <w:t xml:space="preserve">&gt; &lt;/html&gt; </w:t>
       </w:r>
     </w:p>
     <w:p>
@@ -1139,7 +1216,7 @@
     <w:p>
       <w:r>
         <w:pict w14:anchorId="1033EE91">
-          <v:rect id="_x0000_i1365" style="width:0;height:0" o:hralign="center" o:hrstd="t" o:hr="t" fillcolor="#a0a0a0" stroked="f"/>
+          <v:rect id="_x0000_i1034" style="width:0;height:0" o:hralign="center" o:hrstd="t" o:hr="t" fillcolor="#a0a0a0" stroked="f"/>
         </w:pict>
       </w:r>
     </w:p>
@@ -1220,109 +1297,135 @@
         <w:lastRenderedPageBreak/>
         <w:t xml:space="preserve">&lt;!DOCTYPE html&gt; &lt;html&gt; &lt;head&gt; &lt;title&gt;Fruits&lt;/title&gt; &lt;/head&gt; &lt;body&gt; &lt;div id="root"&gt;&lt;/div&gt; </w:t>
       </w:r>
+      <w:proofErr w:type="gramStart"/>
       <w:r>
         <w:rPr>
           <w:i/>
           <w:iCs/>
         </w:rPr>
-        <w:t>&lt;!-- empty box --&gt;</w:t>
-      </w:r>
-      <w:r>
-        <w:t xml:space="preserve"> &lt;script </w:t>
-      </w:r>
-      <w:proofErr w:type="spellStart"/>
-      <w:r>
-        <w:t>src</w:t>
-      </w:r>
-      <w:proofErr w:type="spellEnd"/>
-      <w:r>
-        <w:t xml:space="preserve">="react-app.js"&gt;&lt;/script&gt; </w:t>
-      </w:r>
+        <w:t>&lt;!--</w:t>
+      </w:r>
+      <w:proofErr w:type="gramEnd"/>
       <w:r>
         <w:rPr>
           <w:i/>
           <w:iCs/>
         </w:rPr>
-        <w:t>&lt;!-- React code --&gt;</w:t>
-      </w:r>
-      <w:r>
-        <w:t xml:space="preserve"> &lt;/body&gt; &lt;/html&gt; </w:t>
-      </w:r>
-    </w:p>
-    <w:p>
-      <w:r>
-        <w:rPr>
-          <w:b/>
-          <w:bCs/>
-        </w:rPr>
-        <w:t>react-app.js (React code runs in browser):</w:t>
-      </w:r>
-    </w:p>
-    <w:p>
-      <w:r>
-        <w:t xml:space="preserve">import React, { </w:t>
+        <w:t xml:space="preserve"> empty box --&gt;</w:t>
+      </w:r>
+      <w:r>
+        <w:t xml:space="preserve"> &lt;script </w:t>
       </w:r>
       <w:proofErr w:type="spellStart"/>
       <w:r>
-        <w:t>useEffect</w:t>
+        <w:t>src</w:t>
       </w:r>
       <w:proofErr w:type="spellEnd"/>
       <w:r>
-        <w:t xml:space="preserve">, </w:t>
-      </w:r>
-      <w:proofErr w:type="spellStart"/>
-      <w:r>
-        <w:t>useState</w:t>
-      </w:r>
-      <w:proofErr w:type="spellEnd"/>
-      <w:r>
-        <w:t xml:space="preserve"> } from "react"; import </w:t>
-      </w:r>
-      <w:proofErr w:type="spellStart"/>
-      <w:r>
-        <w:t>ReactDOM</w:t>
-      </w:r>
-      <w:proofErr w:type="spellEnd"/>
-      <w:r>
-        <w:t xml:space="preserve"> from "react-</w:t>
-      </w:r>
-      <w:proofErr w:type="spellStart"/>
-      <w:r>
-        <w:t>dom</w:t>
-      </w:r>
-      <w:proofErr w:type="spellEnd"/>
-      <w:r>
-        <w:t xml:space="preserve">"; function App() { const [fruits, </w:t>
-      </w:r>
-      <w:proofErr w:type="spellStart"/>
-      <w:r>
-        <w:t>setFruits</w:t>
-      </w:r>
-      <w:proofErr w:type="spellEnd"/>
-      <w:r>
-        <w:t xml:space="preserve">] = </w:t>
-      </w:r>
-      <w:proofErr w:type="spellStart"/>
-      <w:r>
-        <w:t>useState</w:t>
-      </w:r>
-      <w:proofErr w:type="spellEnd"/>
-      <w:r>
-        <w:t xml:space="preserve">([]); </w:t>
-      </w:r>
-      <w:proofErr w:type="spellStart"/>
-      <w:r>
-        <w:t>useEffect</w:t>
-      </w:r>
-      <w:proofErr w:type="spellEnd"/>
-      <w:r>
-        <w:t xml:space="preserve">(() =&gt; { </w:t>
-      </w:r>
+        <w:t xml:space="preserve">="react-app.js"&gt;&lt;/script&gt; </w:t>
+      </w:r>
+      <w:proofErr w:type="gramStart"/>
       <w:r>
         <w:rPr>
           <w:i/>
           <w:iCs/>
         </w:rPr>
+        <w:t>&lt;!--</w:t>
+      </w:r>
+      <w:proofErr w:type="gramEnd"/>
+      <w:r>
+        <w:rPr>
+          <w:i/>
+          <w:iCs/>
+        </w:rPr>
+        <w:t xml:space="preserve"> React code --&gt;</w:t>
+      </w:r>
+      <w:r>
+        <w:t xml:space="preserve"> &lt;/</w:t>
+      </w:r>
+      <w:proofErr w:type="gramStart"/>
+      <w:r>
+        <w:t>body</w:t>
+      </w:r>
+      <w:proofErr w:type="gramEnd"/>
+      <w:r>
+        <w:t xml:space="preserve">&gt; &lt;/html&gt; </w:t>
+      </w:r>
+    </w:p>
+    <w:p>
+      <w:r>
+        <w:rPr>
+          <w:b/>
+          <w:bCs/>
+        </w:rPr>
+        <w:t>react-app.js (React code runs in browser):</w:t>
+      </w:r>
+    </w:p>
+    <w:p>
+      <w:r>
+        <w:t xml:space="preserve">import React, { </w:t>
+      </w:r>
+      <w:proofErr w:type="spellStart"/>
+      <w:r>
+        <w:t>useEffect</w:t>
+      </w:r>
+      <w:proofErr w:type="spellEnd"/>
+      <w:r>
+        <w:t xml:space="preserve">, </w:t>
+      </w:r>
+      <w:proofErr w:type="spellStart"/>
+      <w:r>
+        <w:t>useState</w:t>
+      </w:r>
+      <w:proofErr w:type="spellEnd"/>
+      <w:r>
+        <w:t xml:space="preserve"> } from "react"; import </w:t>
+      </w:r>
+      <w:proofErr w:type="spellStart"/>
+      <w:r>
+        <w:t>ReactDOM</w:t>
+      </w:r>
+      <w:proofErr w:type="spellEnd"/>
+      <w:r>
+        <w:t xml:space="preserve"> from "react-</w:t>
+      </w:r>
+      <w:proofErr w:type="spellStart"/>
+      <w:r>
+        <w:t>dom</w:t>
+      </w:r>
+      <w:proofErr w:type="spellEnd"/>
+      <w:r>
+        <w:t xml:space="preserve">"; function App() { const [fruits, </w:t>
+      </w:r>
+      <w:proofErr w:type="spellStart"/>
+      <w:r>
+        <w:t>setFruits</w:t>
+      </w:r>
+      <w:proofErr w:type="spellEnd"/>
+      <w:r>
+        <w:t xml:space="preserve">] = </w:t>
+      </w:r>
+      <w:proofErr w:type="spellStart"/>
+      <w:r>
+        <w:t>useState</w:t>
+      </w:r>
+      <w:proofErr w:type="spellEnd"/>
+      <w:r>
+        <w:t xml:space="preserve">([]); </w:t>
+      </w:r>
+      <w:proofErr w:type="spellStart"/>
+      <w:r>
+        <w:t>useEffect</w:t>
+      </w:r>
+      <w:proofErr w:type="spellEnd"/>
+      <w:r>
+        <w:t xml:space="preserve">(() =&gt; { </w:t>
+      </w:r>
+      <w:r>
+        <w:rPr>
+          <w:i/>
+          <w:iCs/>
+        </w:rPr>
         <w:t>// Fetch fruits data from API</w:t>
       </w:r>
       <w:r>
@@ -1462,7 +1565,7 @@
     <w:p>
       <w:r>
         <w:pict w14:anchorId="3353EBA5">
-          <v:rect id="_x0000_i1366" style="width:0;height:0" o:hralign="center" o:hrstd="t" o:hr="t" fillcolor="#a0a0a0" stroked="f"/>
+          <v:rect id="_x0000_i1035" style="width:0;height:0" o:hralign="center" o:hrstd="t" o:hr="t" fillcolor="#a0a0a0" stroked="f"/>
         </w:pict>
       </w:r>
     </w:p>
@@ -1514,7 +1617,15 @@
         <w:t>ready HTML</w:t>
       </w:r>
       <w:r>
-        <w:t>. (Fast first load, but reload needed each time.)</w:t>
+        <w:t xml:space="preserve">. (Fast first </w:t>
+      </w:r>
+      <w:proofErr w:type="gramStart"/>
+      <w:r>
+        <w:t>load, but</w:t>
+      </w:r>
+      <w:proofErr w:type="gramEnd"/>
+      <w:r>
+        <w:t xml:space="preserve"> reload needed each time.)</w:t>
       </w:r>
     </w:p>
     <w:p>
@@ -1548,7 +1659,7 @@
     <w:p>
       <w:r>
         <w:pict w14:anchorId="3583F0E8">
-          <v:rect id="_x0000_i1367" style="width:0;height:0" o:hralign="center" o:hrstd="t" o:hr="t" fillcolor="#a0a0a0" stroked="f"/>
+          <v:rect id="_x0000_i1036" style="width:0;height:0" o:hralign="center" o:hrstd="t" o:hr="t" fillcolor="#a0a0a0" stroked="f"/>
         </w:pict>
       </w:r>
     </w:p>
@@ -1583,8 +1694,13 @@
       </w:r>
     </w:p>
     <w:p>
-      <w:r>
-        <w:t xml:space="preserve">yes </w:t>
+      <w:proofErr w:type="gramStart"/>
+      <w:r>
+        <w:t>yes</w:t>
+      </w:r>
+      <w:proofErr w:type="gramEnd"/>
+      <w:r>
+        <w:t xml:space="preserve"> </w:t>
       </w:r>
       <w:proofErr w:type="spellStart"/>
       <w:r>
@@ -1680,7 +1796,7 @@
     <w:p>
       <w:r>
         <w:pict w14:anchorId="21BDD790">
-          <v:rect id="_x0000_i1368" style="width:0;height:0" o:hralign="center" o:hrstd="t" o:hr="t" fillcolor="#a0a0a0" stroked="f"/>
+          <v:rect id="_x0000_i1037" style="width:0;height:0" o:hralign="center" o:hrstd="t" o:hr="t" fillcolor="#a0a0a0" stroked="f"/>
         </w:pict>
       </w:r>
     </w:p>
@@ -1800,7 +1916,11 @@
         <w:t>First time:</w:t>
       </w:r>
       <w:r>
-        <w:t xml:space="preserve"> You wait longer </w:t>
+        <w:t xml:space="preserve"> You wait </w:t>
+      </w:r>
+      <w:proofErr w:type="gramStart"/>
+      <w:r>
+        <w:t xml:space="preserve">longer </w:t>
       </w:r>
       <w:r>
         <w:rPr>
@@ -1811,6 +1931,7 @@
       <w:r>
         <w:t>.</w:t>
       </w:r>
+      <w:proofErr w:type="gramEnd"/>
     </w:p>
     <w:p>
       <w:pPr>
@@ -1936,7 +2057,7 @@
     <w:p>
       <w:r>
         <w:pict w14:anchorId="0B037CA4">
-          <v:rect id="_x0000_i1369" style="width:0;height:0" o:hralign="center" o:hrstd="t" o:hr="t" fillcolor="#a0a0a0" stroked="f"/>
+          <v:rect id="_x0000_i1038" style="width:0;height:0" o:hralign="center" o:hrstd="t" o:hr="t" fillcolor="#a0a0a0" stroked="f"/>
         </w:pict>
       </w:r>
     </w:p>
@@ -2129,7 +2250,7 @@
       <w:r>
         <w:lastRenderedPageBreak/>
         <w:pict w14:anchorId="1FD16471">
-          <v:rect id="_x0000_i1370" style="width:0;height:0" o:hralign="center" o:hrstd="t" o:hr="t" fillcolor="#a0a0a0" stroked="f"/>
+          <v:rect id="_x0000_i1039" style="width:0;height:0" o:hralign="center" o:hrstd="t" o:hr="t" fillcolor="#a0a0a0" stroked="f"/>
         </w:pict>
       </w:r>
     </w:p>
@@ -2265,7 +2386,11 @@
         </w:numPr>
       </w:pPr>
       <w:r>
-        <w:t xml:space="preserve">Next.js server fetches fruits </w:t>
+        <w:t xml:space="preserve">Next.js server fetches </w:t>
+      </w:r>
+      <w:proofErr w:type="gramStart"/>
+      <w:r>
+        <w:t xml:space="preserve">fruits </w:t>
       </w:r>
       <w:r>
         <w:rPr>
@@ -2276,6 +2401,7 @@
       <w:r>
         <w:t>.</w:t>
       </w:r>
+      <w:proofErr w:type="gramEnd"/>
     </w:p>
     <w:p>
       <w:pPr>
@@ -2346,7 +2472,7 @@
     <w:p>
       <w:r>
         <w:pict w14:anchorId="3F06F3C1">
-          <v:rect id="_x0000_i1371" style="width:0;height:0" o:hralign="center" o:hrstd="t" o:hr="t" fillcolor="#a0a0a0" stroked="f"/>
+          <v:rect id="_x0000_i1040" style="width:0;height:0" o:hralign="center" o:hrstd="t" o:hr="t" fillcolor="#a0a0a0" stroked="f"/>
         </w:pict>
       </w:r>
     </w:p>
@@ -2430,7 +2556,7 @@
     <w:p>
       <w:r>
         <w:pict w14:anchorId="08C20F81">
-          <v:rect id="_x0000_i1372" style="width:0;height:0" o:hralign="center" o:hrstd="t" o:hr="t" fillcolor="#a0a0a0" stroked="f"/>
+          <v:rect id="_x0000_i1041" style="width:0;height:0" o:hralign="center" o:hrstd="t" o:hr="t" fillcolor="#a0a0a0" stroked="f"/>
         </w:pict>
       </w:r>
     </w:p>
@@ -2480,7 +2606,7 @@
     <w:p>
       <w:r>
         <w:pict w14:anchorId="17D979EB">
-          <v:rect id="_x0000_i1373" style="width:0;height:0" o:hralign="center" o:hrstd="t" o:hr="t" fillcolor="#a0a0a0" stroked="f"/>
+          <v:rect id="_x0000_i1042" style="width:0;height:0" o:hralign="center" o:hrstd="t" o:hr="t" fillcolor="#a0a0a0" stroked="f"/>
         </w:pict>
       </w:r>
       <w:r>
@@ -2686,7 +2812,7 @@
     <w:p>
       <w:r>
         <w:pict w14:anchorId="2954C343">
-          <v:rect id="_x0000_i1375" style="width:0;height:0" o:hralign="center" o:hrstd="t" o:hr="t" fillcolor="#a0a0a0" stroked="f"/>
+          <v:rect id="_x0000_i1043" style="width:0;height:0" o:hralign="center" o:hrstd="t" o:hr="t" fillcolor="#a0a0a0" stroked="f"/>
         </w:pict>
       </w:r>
     </w:p>
@@ -2799,7 +2925,7 @@
     <w:p>
       <w:r>
         <w:pict w14:anchorId="59F205B7">
-          <v:rect id="_x0000_i1377" style="width:0;height:0" o:hralign="center" o:hrstd="t" o:hr="t" fillcolor="#a0a0a0" stroked="f"/>
+          <v:rect id="_x0000_i1044" style="width:0;height:0" o:hralign="center" o:hrstd="t" o:hr="t" fillcolor="#a0a0a0" stroked="f"/>
         </w:pict>
       </w:r>
     </w:p>
@@ -2908,7 +3034,7 @@
       <w:r>
         <w:lastRenderedPageBreak/>
         <w:pict w14:anchorId="34D21154">
-          <v:rect id="_x0000_i1378" style="width:0;height:0" o:hralign="center" o:hrstd="t" o:hr="t" fillcolor="#a0a0a0" stroked="f"/>
+          <v:rect id="_x0000_i1045" style="width:0;height:0" o:hralign="center" o:hrstd="t" o:hr="t" fillcolor="#a0a0a0" stroked="f"/>
         </w:pict>
       </w:r>
     </w:p>
@@ -3043,7 +3169,7 @@
     <w:p>
       <w:r>
         <w:pict w14:anchorId="79EF80CE">
-          <v:rect id="_x0000_i1379" style="width:0;height:0" o:hralign="center" o:hrstd="t" o:hr="t" fillcolor="#a0a0a0" stroked="f"/>
+          <v:rect id="_x0000_i1046" style="width:0;height:0" o:hralign="center" o:hrstd="t" o:hr="t" fillcolor="#a0a0a0" stroked="f"/>
         </w:pict>
       </w:r>
     </w:p>
@@ -3112,7 +3238,7 @@
     <w:p>
       <w:r>
         <w:pict w14:anchorId="742D4F00">
-          <v:rect id="_x0000_i1380" style="width:0;height:0" o:hralign="center" o:hrstd="t" o:hr="t" fillcolor="#a0a0a0" stroked="f"/>
+          <v:rect id="_x0000_i1047" style="width:0;height:0" o:hralign="center" o:hrstd="t" o:hr="t" fillcolor="#a0a0a0" stroked="f"/>
         </w:pict>
       </w:r>
     </w:p>
@@ -3190,7 +3316,7 @@
     <w:p>
       <w:r>
         <w:pict w14:anchorId="093CB00F">
-          <v:rect id="_x0000_i1381" style="width:0;height:0" o:hralign="center" o:hrstd="t" o:hr="t" fillcolor="#a0a0a0" stroked="f"/>
+          <v:rect id="_x0000_i1048" style="width:0;height:0" o:hralign="center" o:hrstd="t" o:hr="t" fillcolor="#a0a0a0" stroked="f"/>
         </w:pict>
       </w:r>
     </w:p>
@@ -3243,7 +3369,7 @@
       <w:r>
         <w:lastRenderedPageBreak/>
         <w:pict w14:anchorId="783AE911">
-          <v:rect id="_x0000_i1382" style="width:0;height:0" o:hralign="center" o:hrstd="t" o:hr="t" fillcolor="#a0a0a0" stroked="f"/>
+          <v:rect id="_x0000_i1049" style="width:0;height:0" o:hralign="center" o:hrstd="t" o:hr="t" fillcolor="#a0a0a0" stroked="f"/>
         </w:pict>
       </w:r>
     </w:p>
@@ -3280,7 +3406,7 @@
     <w:p>
       <w:r>
         <w:pict w14:anchorId="070C252B">
-          <v:rect id="_x0000_i1383" style="width:0;height:0" o:hralign="center" o:hrstd="t" o:hr="t" fillcolor="#a0a0a0" stroked="f"/>
+          <v:rect id="_x0000_i1050" style="width:0;height:0" o:hralign="center" o:hrstd="t" o:hr="t" fillcolor="#a0a0a0" stroked="f"/>
         </w:pict>
       </w:r>
     </w:p>
@@ -3325,8 +3451,13 @@
       </w:r>
     </w:p>
     <w:p>
-      <w:r>
-        <w:t xml:space="preserve">also </w:t>
+      <w:proofErr w:type="gramStart"/>
+      <w:r>
+        <w:t>also</w:t>
+      </w:r>
+      <w:proofErr w:type="gramEnd"/>
+      <w:r>
+        <w:t xml:space="preserve"> </w:t>
       </w:r>
       <w:proofErr w:type="spellStart"/>
       <w:r>
@@ -3358,7 +3489,15 @@
       </w:r>
       <w:proofErr w:type="spellEnd"/>
       <w:r>
-        <w:t xml:space="preserve"> we have different page for all </w:t>
+        <w:t xml:space="preserve"> we have different </w:t>
+      </w:r>
+      <w:proofErr w:type="gramStart"/>
+      <w:r>
+        <w:t>page</w:t>
+      </w:r>
+      <w:proofErr w:type="gramEnd"/>
+      <w:r>
+        <w:t xml:space="preserve"> for all </w:t>
       </w:r>
       <w:proofErr w:type="spellStart"/>
       <w:r>
@@ -3392,7 +3531,15 @@
         <w:t>🎯</w:t>
       </w:r>
       <w:r>
-        <w:t xml:space="preserve"> YES! You caught an </w:t>
+        <w:t xml:space="preserve"> YES! You </w:t>
+      </w:r>
+      <w:proofErr w:type="gramStart"/>
+      <w:r>
+        <w:t>caught</w:t>
+      </w:r>
+      <w:proofErr w:type="gramEnd"/>
+      <w:r>
+        <w:t xml:space="preserve"> an </w:t>
       </w:r>
       <w:r>
         <w:rPr>
@@ -3408,7 +3555,7 @@
     <w:p>
       <w:r>
         <w:pict w14:anchorId="77FA9CFD">
-          <v:rect id="_x0000_i1384" style="width:0;height:0" o:hralign="center" o:hrstd="t" o:hr="t" fillcolor="#a0a0a0" stroked="f"/>
+          <v:rect id="_x0000_i1051" style="width:0;height:0" o:hralign="center" o:hrstd="t" o:hr="t" fillcolor="#a0a0a0" stroked="f"/>
         </w:pict>
       </w:r>
     </w:p>
@@ -3553,8 +3700,13 @@
       </w:r>
     </w:p>
     <w:p>
-      <w:r>
-        <w:t>So </w:t>
+      <w:proofErr w:type="gramStart"/>
+      <w:r>
+        <w:t>So</w:t>
+      </w:r>
+      <w:proofErr w:type="gramEnd"/>
+      <w:r>
+        <w:t> </w:t>
       </w:r>
       <w:r>
         <w:rPr>
@@ -3570,7 +3722,7 @@
     <w:p>
       <w:r>
         <w:pict w14:anchorId="646582DB">
-          <v:rect id="_x0000_i1385" style="width:0;height:0" o:hralign="center" o:hrstd="t" o:hr="t" fillcolor="#a0a0a0" stroked="f"/>
+          <v:rect id="_x0000_i1052" style="width:0;height:0" o:hralign="center" o:hrstd="t" o:hr="t" fillcolor="#a0a0a0" stroked="f"/>
         </w:pict>
       </w:r>
     </w:p>
@@ -3660,7 +3812,15 @@
         </w:numPr>
       </w:pPr>
       <w:r>
-        <w:t>Next.js (modern SSR) is in-between:</w:t>
+        <w:t xml:space="preserve">Next.js (modern SSR) is </w:t>
+      </w:r>
+      <w:proofErr w:type="gramStart"/>
+      <w:r>
+        <w:t>in-between</w:t>
+      </w:r>
+      <w:proofErr w:type="gramEnd"/>
+      <w:r>
+        <w:t>:</w:t>
       </w:r>
     </w:p>
     <w:p>
@@ -3752,7 +3912,7 @@
     <w:p>
       <w:r>
         <w:pict w14:anchorId="2559E998">
-          <v:rect id="_x0000_i1386" style="width:0;height:0" o:hralign="center" o:hrstd="t" o:hr="t" fillcolor="#a0a0a0" stroked="f"/>
+          <v:rect id="_x0000_i1053" style="width:0;height:0" o:hralign="center" o:hrstd="t" o:hr="t" fillcolor="#a0a0a0" stroked="f"/>
         </w:pict>
       </w:r>
     </w:p>
@@ -3872,7 +4032,7 @@
     <w:p>
       <w:r>
         <w:pict w14:anchorId="0563447D">
-          <v:rect id="_x0000_i1387" style="width:0;height:0" o:hralign="center" o:hrstd="t" o:hr="t" fillcolor="#a0a0a0" stroked="f"/>
+          <v:rect id="_x0000_i1054" style="width:0;height:0" o:hralign="center" o:hrstd="t" o:hr="t" fillcolor="#a0a0a0" stroked="f"/>
         </w:pict>
       </w:r>
     </w:p>
@@ -3953,7 +4113,7 @@
     <w:p>
       <w:r>
         <w:pict w14:anchorId="4C4721D6">
-          <v:rect id="_x0000_i1388" style="width:0;height:0" o:hralign="center" o:hrstd="t" o:hr="t" fillcolor="#a0a0a0" stroked="f"/>
+          <v:rect id="_x0000_i1055" style="width:0;height:0" o:hralign="center" o:hrstd="t" o:hr="t" fillcolor="#a0a0a0" stroked="f"/>
         </w:pict>
       </w:r>
     </w:p>
@@ -4129,8 +4289,13 @@
         <w:t>──</w:t>
       </w:r>
       <w:r>
-        <w:t xml:space="preserve"> components/  &lt;</w:t>
-      </w:r>
+        <w:t xml:space="preserve"> components</w:t>
+      </w:r>
+      <w:proofErr w:type="gramStart"/>
+      <w:r>
+        <w:t>/  &lt;</w:t>
+      </w:r>
+      <w:proofErr w:type="gramEnd"/>
       <w:r>
         <w:rPr>
           <w:i/>
@@ -4246,10 +4411,12 @@
         <w:t xml:space="preserve"> └── </w:t>
       </w:r>
       <w:proofErr w:type="spellStart"/>
+      <w:proofErr w:type="gramStart"/>
       <w:r>
         <w:t>package.json</w:t>
       </w:r>
       <w:proofErr w:type="spellEnd"/>
+      <w:proofErr w:type="gramEnd"/>
     </w:p>
     <w:p>
       <w:r>
@@ -4308,7 +4475,7 @@
     <w:p>
       <w:r>
         <w:pict w14:anchorId="2CF3BDA3">
-          <v:rect id="_x0000_i1390" style="width:0;height:0" o:hralign="center" o:hrstd="t" o:hr="t" fillcolor="#a0a0a0" stroked="f"/>
+          <v:rect id="_x0000_i1056" style="width:0;height:0" o:hralign="center" o:hrstd="t" o:hr="t" fillcolor="#a0a0a0" stroked="f"/>
         </w:pict>
       </w:r>
     </w:p>
@@ -4561,10 +4728,12 @@
         <w:t xml:space="preserve"> └── </w:t>
       </w:r>
       <w:proofErr w:type="spellStart"/>
+      <w:proofErr w:type="gramStart"/>
       <w:r>
         <w:t>package.json</w:t>
       </w:r>
       <w:proofErr w:type="spellEnd"/>
+      <w:proofErr w:type="gramEnd"/>
     </w:p>
     <w:p>
       <w:r>
@@ -4643,7 +4812,7 @@
     <w:p>
       <w:r>
         <w:pict w14:anchorId="1DBEDF33">
-          <v:rect id="_x0000_i1391" style="width:0;height:0" o:hralign="center" o:hrstd="t" o:hr="t" fillcolor="#a0a0a0" stroked="f"/>
+          <v:rect id="_x0000_i1057" style="width:0;height:0" o:hralign="center" o:hrstd="t" o:hr="t" fillcolor="#a0a0a0" stroked="f"/>
         </w:pict>
       </w:r>
     </w:p>
@@ -4788,7 +4957,7 @@
     <w:p>
       <w:r>
         <w:pict w14:anchorId="3E8557DB">
-          <v:rect id="_x0000_i1392" style="width:0;height:0" o:hralign="center" o:hrstd="t" o:hr="t" fillcolor="#a0a0a0" stroked="f"/>
+          <v:rect id="_x0000_i1058" style="width:0;height:0" o:hralign="center" o:hrstd="t" o:hr="t" fillcolor="#a0a0a0" stroked="f"/>
         </w:pict>
       </w:r>
     </w:p>
@@ -4842,7 +5011,7 @@
     <w:p>
       <w:r>
         <w:pict w14:anchorId="1C884C78">
-          <v:rect id="_x0000_i1393" style="width:0;height:0" o:hralign="center" o:hrstd="t" o:hr="t" fillcolor="#a0a0a0" stroked="f"/>
+          <v:rect id="_x0000_i1059" style="width:0;height:0" o:hralign="center" o:hrstd="t" o:hr="t" fillcolor="#a0a0a0" stroked="f"/>
         </w:pict>
       </w:r>
     </w:p>
@@ -4877,8 +5046,13 @@
       </w:r>
     </w:p>
     <w:p>
-      <w:r>
-        <w:t xml:space="preserve">so next </w:t>
+      <w:proofErr w:type="gramStart"/>
+      <w:r>
+        <w:t>so</w:t>
+      </w:r>
+      <w:proofErr w:type="gramEnd"/>
+      <w:r>
+        <w:t xml:space="preserve"> next </w:t>
       </w:r>
       <w:proofErr w:type="spellStart"/>
       <w:r>
@@ -4902,7 +5076,15 @@
       </w:r>
       <w:proofErr w:type="spellEnd"/>
       <w:r>
-        <w:t xml:space="preserve"> n browser it will gives us the whole code unlike </w:t>
+        <w:t xml:space="preserve"> n browser it will </w:t>
+      </w:r>
+      <w:proofErr w:type="gramStart"/>
+      <w:r>
+        <w:t>gives</w:t>
+      </w:r>
+      <w:proofErr w:type="gramEnd"/>
+      <w:r>
+        <w:t xml:space="preserve"> us the whole code unlike </w:t>
       </w:r>
       <w:proofErr w:type="spellStart"/>
       <w:r>
@@ -4990,7 +5172,7 @@
     <w:p>
       <w:r>
         <w:pict w14:anchorId="33EA5E41">
-          <v:rect id="_x0000_i1394" style="width:0;height:0" o:hralign="center" o:hrstd="t" o:hr="t" fillcolor="#a0a0a0" stroked="f"/>
+          <v:rect id="_x0000_i1060" style="width:0;height:0" o:hralign="center" o:hrstd="t" o:hr="t" fillcolor="#a0a0a0" stroked="f"/>
         </w:pict>
       </w:r>
     </w:p>
@@ -5158,7 +5340,7 @@
     <w:p>
       <w:r>
         <w:pict w14:anchorId="412EA21B">
-          <v:rect id="_x0000_i1395" style="width:0;height:0" o:hralign="center" o:hrstd="t" o:hr="t" fillcolor="#a0a0a0" stroked="f"/>
+          <v:rect id="_x0000_i1061" style="width:0;height:0" o:hralign="center" o:hrstd="t" o:hr="t" fillcolor="#a0a0a0" stroked="f"/>
         </w:pict>
       </w:r>
     </w:p>
@@ -5292,8 +5474,13 @@
           <w:numId w:val="35"/>
         </w:numPr>
       </w:pPr>
-      <w:r>
-        <w:t>React "hydrates" → attaches event listeners, makes the page interactive.</w:t>
+      <w:proofErr w:type="gramStart"/>
+      <w:r>
+        <w:t>React</w:t>
+      </w:r>
+      <w:proofErr w:type="gramEnd"/>
+      <w:r>
+        <w:t xml:space="preserve"> "hydrates" → attaches event listeners, makes the page interactive.</w:t>
       </w:r>
     </w:p>
     <w:p>
@@ -5343,7 +5530,7 @@
     <w:p>
       <w:r>
         <w:pict w14:anchorId="350DAC04">
-          <v:rect id="_x0000_i1396" style="width:0;height:0" o:hralign="center" o:hrstd="t" o:hr="t" fillcolor="#a0a0a0" stroked="f"/>
+          <v:rect id="_x0000_i1062" style="width:0;height:0" o:hralign="center" o:hrstd="t" o:hr="t" fillcolor="#a0a0a0" stroked="f"/>
         </w:pict>
       </w:r>
     </w:p>
@@ -5437,7 +5624,7 @@
     <w:p>
       <w:r>
         <w:pict w14:anchorId="688CF6DC">
-          <v:rect id="_x0000_i1397" style="width:0;height:0" o:hralign="center" o:hrstd="t" o:hr="t" fillcolor="#a0a0a0" stroked="f"/>
+          <v:rect id="_x0000_i1063" style="width:0;height:0" o:hralign="center" o:hrstd="t" o:hr="t" fillcolor="#a0a0a0" stroked="f"/>
         </w:pict>
       </w:r>
     </w:p>
@@ -5497,7 +5684,7 @@
     <w:p>
       <w:r>
         <w:pict w14:anchorId="02E734DC">
-          <v:rect id="_x0000_i1398" style="width:0;height:0" o:hralign="center" o:hrstd="t" o:hr="t" fillcolor="#a0a0a0" stroked="f"/>
+          <v:rect id="_x0000_i1064" style="width:0;height:0" o:hralign="center" o:hrstd="t" o:hr="t" fillcolor="#a0a0a0" stroked="f"/>
         </w:pict>
       </w:r>
     </w:p>
@@ -5579,7 +5766,7 @@
     <w:p>
       <w:r>
         <w:pict w14:anchorId="7AE394B7">
-          <v:rect id="_x0000_i1399" style="width:0;height:0" o:hralign="center" o:hrstd="t" o:hr="t" fillcolor="#a0a0a0" stroked="f"/>
+          <v:rect id="_x0000_i1065" style="width:0;height:0" o:hralign="center" o:hrstd="t" o:hr="t" fillcolor="#a0a0a0" stroked="f"/>
         </w:pict>
       </w:r>
     </w:p>
@@ -5642,6 +5829,7 @@
       <w:r>
         <w:t>Server gives you a </w:t>
       </w:r>
+      <w:proofErr w:type="gramStart"/>
       <w:r>
         <w:rPr>
           <w:b/>
@@ -5658,7 +5846,11 @@
         <w:t>🗿</w:t>
       </w:r>
       <w:r>
-        <w:t> (HTML). You can see it, but it’s frozen.</w:t>
+        <w:t> (</w:t>
+      </w:r>
+      <w:proofErr w:type="gramEnd"/>
+      <w:r>
+        <w:t>HTML). You can see it, but it’s frozen.</w:t>
       </w:r>
     </w:p>
     <w:p>
@@ -5693,7 +5885,7 @@
     <w:p>
       <w:r>
         <w:pict w14:anchorId="07CD248D">
-          <v:rect id="_x0000_i1400" style="width:0;height:0" o:hralign="center" o:hrstd="t" o:hr="t" fillcolor="#a0a0a0" stroked="f"/>
+          <v:rect id="_x0000_i1066" style="width:0;height:0" o:hralign="center" o:hrstd="t" o:hr="t" fillcolor="#a0a0a0" stroked="f"/>
         </w:pict>
       </w:r>
     </w:p>
@@ -5797,7 +5989,7 @@
     <w:p>
       <w:r>
         <w:pict w14:anchorId="63FFE733">
-          <v:rect id="_x0000_i1401" style="width:0;height:0" o:hralign="center" o:hrstd="t" o:hr="t" fillcolor="#a0a0a0" stroked="f"/>
+          <v:rect id="_x0000_i1067" style="width:0;height:0" o:hralign="center" o:hrstd="t" o:hr="t" fillcolor="#a0a0a0" stroked="f"/>
         </w:pict>
       </w:r>
     </w:p>
@@ -5841,7 +6033,7 @@
     <w:p>
       <w:r>
         <w:pict w14:anchorId="6B556F49">
-          <v:rect id="_x0000_i1402" style="width:0;height:0" o:hralign="center" o:hrstd="t" o:hr="t" fillcolor="#a0a0a0" stroked="f"/>
+          <v:rect id="_x0000_i1068" style="width:0;height:0" o:hralign="center" o:hrstd="t" o:hr="t" fillcolor="#a0a0a0" stroked="f"/>
         </w:pict>
       </w:r>
     </w:p>
@@ -5908,10 +6100,22 @@
           <w:b/>
           <w:bCs/>
         </w:rPr>
-        <w:t>reuses that HTML</w:t>
-      </w:r>
-      <w:r>
-        <w:t>, but attaches event listeners.</w:t>
+        <w:t xml:space="preserve">reuses that </w:t>
+      </w:r>
+      <w:proofErr w:type="gramStart"/>
+      <w:r>
+        <w:rPr>
+          <w:b/>
+          <w:bCs/>
+        </w:rPr>
+        <w:t>HTML</w:t>
+      </w:r>
+      <w:r>
+        <w:t>, but</w:t>
+      </w:r>
+      <w:proofErr w:type="gramEnd"/>
+      <w:r>
+        <w:t xml:space="preserve"> attaches event listeners.</w:t>
       </w:r>
     </w:p>
     <w:p>
@@ -5977,7 +6181,7 @@
     <w:p>
       <w:r>
         <w:pict w14:anchorId="479B229A">
-          <v:rect id="_x0000_i1403" style="width:0;height:0" o:hralign="center" o:hrstd="t" o:hr="t" fillcolor="#a0a0a0" stroked="f"/>
+          <v:rect id="_x0000_i1069" style="width:0;height:0" o:hralign="center" o:hrstd="t" o:hr="t" fillcolor="#a0a0a0" stroked="f"/>
         </w:pict>
       </w:r>
     </w:p>
@@ -6041,7 +6245,7 @@
     <w:p>
       <w:r>
         <w:pict w14:anchorId="258B5B1E">
-          <v:rect id="_x0000_i1404" style="width:0;height:0" o:hralign="center" o:hrstd="t" o:hr="t" fillcolor="#a0a0a0" stroked="f"/>
+          <v:rect id="_x0000_i1070" style="width:0;height:0" o:hralign="center" o:hrstd="t" o:hr="t" fillcolor="#a0a0a0" stroked="f"/>
         </w:pict>
       </w:r>
     </w:p>
@@ -6119,7 +6323,15 @@
         <w:t>🍴</w:t>
       </w:r>
       <w:r>
-        <w:t xml:space="preserve"> → now you can actually eat the cake.</w:t>
+        <w:t xml:space="preserve"> → now you can </w:t>
+      </w:r>
+      <w:proofErr w:type="gramStart"/>
+      <w:r>
+        <w:t>actually eat</w:t>
+      </w:r>
+      <w:proofErr w:type="gramEnd"/>
+      <w:r>
+        <w:t xml:space="preserve"> the cake.</w:t>
       </w:r>
     </w:p>
     <w:p>
@@ -6143,7 +6355,7 @@
     <w:p>
       <w:r>
         <w:pict w14:anchorId="6E335A53">
-          <v:rect id="_x0000_i1405" style="width:0;height:0" o:hralign="center" o:hrstd="t" o:hr="t" fillcolor="#a0a0a0" stroked="f"/>
+          <v:rect id="_x0000_i1071" style="width:0;height:0" o:hralign="center" o:hrstd="t" o:hr="t" fillcolor="#a0a0a0" stroked="f"/>
         </w:pict>
       </w:r>
     </w:p>
@@ -6226,7 +6438,7 @@
     <w:p>
       <w:r>
         <w:pict w14:anchorId="431D067B">
-          <v:rect id="_x0000_i1406" style="width:0;height:0" o:hralign="center" o:hrstd="t" o:hr="t" fillcolor="#a0a0a0" stroked="f"/>
+          <v:rect id="_x0000_i1072" style="width:0;height:0" o:hralign="center" o:hrstd="t" o:hr="t" fillcolor="#a0a0a0" stroked="f"/>
         </w:pict>
       </w:r>
     </w:p>
@@ -6270,7 +6482,15 @@
         </w:numPr>
       </w:pPr>
       <w:r>
-        <w:t>Hydration = Makes statue </w:t>
+        <w:t xml:space="preserve">Hydration = Makes </w:t>
+      </w:r>
+      <w:proofErr w:type="gramStart"/>
+      <w:r>
+        <w:t>statue</w:t>
+      </w:r>
+      <w:proofErr w:type="gramEnd"/>
+      <w:r>
+        <w:t> </w:t>
       </w:r>
       <w:r>
         <w:rPr>
@@ -6298,7 +6518,7 @@
     <w:p>
       <w:r>
         <w:pict w14:anchorId="4B8E7EEA">
-          <v:rect id="_x0000_i1407" style="width:0;height:0" o:hralign="center" o:hrstd="t" o:hr="t" fillcolor="#a0a0a0" stroked="f"/>
+          <v:rect id="_x0000_i1073" style="width:0;height:0" o:hralign="center" o:hrstd="t" o:hr="t" fillcolor="#a0a0a0" stroked="f"/>
         </w:pict>
       </w:r>
     </w:p>
@@ -13742,6 +13962,7 @@
   <w:style w:type="character" w:default="1" w:styleId="DefaultParagraphFont">
     <w:name w:val="Default Paragraph Font"/>
     <w:uiPriority w:val="1"/>
+    <w:semiHidden/>
     <w:unhideWhenUsed/>
   </w:style>
   <w:style w:type="table" w:default="1" w:styleId="TableNormal">

--- a/ssr vs csr.docx
+++ b/ssr vs csr.docx
@@ -6537,6 +6537,1968 @@
         <w:t> so you can see how the control shifts from server → browser?</w:t>
       </w:r>
     </w:p>
+    <w:p/>
+    <w:p>
+      <w:pPr>
+        <w:rPr>
+          <w:b/>
+          <w:bCs/>
+        </w:rPr>
+      </w:pPr>
+      <w:r>
+        <w:rPr>
+          <w:b/>
+          <w:bCs/>
+        </w:rPr>
+        <w:t xml:space="preserve">React — CSR vs SSR </w:t>
+      </w:r>
+      <w:r>
+        <w:rPr>
+          <w:rFonts w:ascii="Segoe UI Emoji" w:hAnsi="Segoe UI Emoji" w:cs="Segoe UI Emoji"/>
+          <w:b/>
+          <w:bCs/>
+        </w:rPr>
+        <w:t>🍼</w:t>
+      </w:r>
+    </w:p>
+    <w:p>
+      <w:r>
+        <w:pict w14:anchorId="6B7E8AD2">
+          <v:rect id="_x0000_i1104" style="width:0;height:1.5pt" o:hralign="center" o:hrstd="t" o:hr="t" fillcolor="#a0a0a0" stroked="f"/>
+        </w:pict>
+      </w:r>
+    </w:p>
+    <w:p>
+      <w:pPr>
+        <w:rPr>
+          <w:b/>
+          <w:bCs/>
+        </w:rPr>
+      </w:pPr>
+      <w:r>
+        <w:rPr>
+          <w:b/>
+          <w:bCs/>
+        </w:rPr>
+        <w:t xml:space="preserve">First — What is Rendering? </w:t>
+      </w:r>
+      <w:r>
+        <w:rPr>
+          <w:rFonts w:ascii="Segoe UI Emoji" w:hAnsi="Segoe UI Emoji" w:cs="Segoe UI Emoji"/>
+          <w:b/>
+          <w:bCs/>
+        </w:rPr>
+        <w:t>🤔</w:t>
+      </w:r>
+    </w:p>
+    <w:p>
+      <w:r>
+        <w:t xml:space="preserve">Rendering = </w:t>
+      </w:r>
+      <w:r>
+        <w:rPr>
+          <w:b/>
+          <w:bCs/>
+        </w:rPr>
+        <w:t>converting your React code into actual HTML</w:t>
+      </w:r>
+      <w:r>
+        <w:t xml:space="preserve"> that browser can show to user.</w:t>
+      </w:r>
+    </w:p>
+    <w:p>
+      <w:r>
+        <w:t>The BIG question is:</w:t>
+      </w:r>
+    </w:p>
+    <w:p>
+      <w:r>
+        <w:t>WHERE does this conversion happen?</w:t>
+      </w:r>
+    </w:p>
+    <w:p/>
+    <w:p>
+      <w:r>
+        <w:t xml:space="preserve">On USER'S browser (client)?  → </w:t>
+      </w:r>
+      <w:proofErr w:type="gramStart"/>
+      <w:r>
+        <w:t>Client Side</w:t>
+      </w:r>
+      <w:proofErr w:type="gramEnd"/>
+      <w:r>
+        <w:t xml:space="preserve"> Rendering</w:t>
+      </w:r>
+    </w:p>
+    <w:p>
+      <w:r>
+        <w:t xml:space="preserve">On SERVER before sending?    → </w:t>
+      </w:r>
+      <w:proofErr w:type="gramStart"/>
+      <w:r>
+        <w:t>Server Side</w:t>
+      </w:r>
+      <w:proofErr w:type="gramEnd"/>
+      <w:r>
+        <w:t xml:space="preserve"> Rendering</w:t>
+      </w:r>
+    </w:p>
+    <w:p>
+      <w:r>
+        <w:pict w14:anchorId="70A07879">
+          <v:rect id="_x0000_i1105" style="width:0;height:1.5pt" o:hralign="center" o:hrstd="t" o:hr="t" fillcolor="#a0a0a0" stroked="f"/>
+        </w:pict>
+      </w:r>
+    </w:p>
+    <w:p>
+      <w:pPr>
+        <w:rPr>
+          <w:b/>
+          <w:bCs/>
+        </w:rPr>
+      </w:pPr>
+      <w:proofErr w:type="gramStart"/>
+      <w:r>
+        <w:rPr>
+          <w:b/>
+          <w:bCs/>
+        </w:rPr>
+        <w:t>Client Side</w:t>
+      </w:r>
+      <w:proofErr w:type="gramEnd"/>
+      <w:r>
+        <w:rPr>
+          <w:b/>
+          <w:bCs/>
+        </w:rPr>
+        <w:t xml:space="preserve"> Rendering (CSR) — Default React </w:t>
+      </w:r>
+      <w:r>
+        <w:rPr>
+          <w:rFonts w:ascii="Segoe UI Emoji" w:hAnsi="Segoe UI Emoji" w:cs="Segoe UI Emoji"/>
+          <w:b/>
+          <w:bCs/>
+        </w:rPr>
+        <w:t>🖥️</w:t>
+      </w:r>
+    </w:p>
+    <w:p>
+      <w:pPr>
+        <w:rPr>
+          <w:b/>
+          <w:bCs/>
+        </w:rPr>
+      </w:pPr>
+      <w:r>
+        <w:rPr>
+          <w:b/>
+          <w:bCs/>
+        </w:rPr>
+        <w:t>Baby Explanation</w:t>
+      </w:r>
+    </w:p>
+    <w:p>
+      <w:r>
+        <w:t xml:space="preserve">Imagine ordering a </w:t>
+      </w:r>
+      <w:r>
+        <w:rPr>
+          <w:b/>
+          <w:bCs/>
+        </w:rPr>
+        <w:t>furniture kit</w:t>
+      </w:r>
+      <w:r>
+        <w:t xml:space="preserve"> from IKEA </w:t>
+      </w:r>
+      <w:r>
+        <w:rPr>
+          <w:rFonts w:ascii="Segoe UI Emoji" w:hAnsi="Segoe UI Emoji" w:cs="Segoe UI Emoji"/>
+        </w:rPr>
+        <w:t>📦</w:t>
+      </w:r>
+    </w:p>
+    <w:p>
+      <w:r>
+        <w:t>IKEA sends you:</w:t>
+      </w:r>
+    </w:p>
+    <w:p>
+      <w:r>
+        <w:t>- Empty box</w:t>
+      </w:r>
+    </w:p>
+    <w:p>
+      <w:r>
+        <w:t>- All the parts</w:t>
+      </w:r>
+    </w:p>
+    <w:p>
+      <w:r>
+        <w:t>- Instructions manual</w:t>
+      </w:r>
+    </w:p>
+    <w:p/>
+    <w:p>
+      <w:r>
+        <w:t>YOU assemble everything at HOME</w:t>
+      </w:r>
+    </w:p>
+    <w:p>
+      <w:r>
+        <w:t>Takes time before you can use it</w:t>
+      </w:r>
+    </w:p>
+    <w:p>
+      <w:r>
+        <w:t xml:space="preserve">But once assembled, </w:t>
+      </w:r>
+      <w:proofErr w:type="gramStart"/>
+      <w:r>
+        <w:t>very</w:t>
+      </w:r>
+      <w:proofErr w:type="gramEnd"/>
+      <w:r>
+        <w:t xml:space="preserve"> flexible!</w:t>
+      </w:r>
+    </w:p>
+    <w:p>
+      <w:r>
+        <w:rPr>
+          <w:b/>
+          <w:bCs/>
+        </w:rPr>
+        <w:lastRenderedPageBreak/>
+        <w:t>That's CSR — server sends empty HTML + JS, YOUR browser builds everything</w:t>
+      </w:r>
+    </w:p>
+    <w:p>
+      <w:r>
+        <w:pict w14:anchorId="573AABC6">
+          <v:rect id="_x0000_i1106" style="width:0;height:1.5pt" o:hralign="center" o:hrstd="t" o:hr="t" fillcolor="#a0a0a0" stroked="f"/>
+        </w:pict>
+      </w:r>
+    </w:p>
+    <w:p>
+      <w:pPr>
+        <w:rPr>
+          <w:b/>
+          <w:bCs/>
+        </w:rPr>
+      </w:pPr>
+      <w:r>
+        <w:rPr>
+          <w:b/>
+          <w:bCs/>
+        </w:rPr>
+        <w:t>What Server Sends in CSR</w:t>
+      </w:r>
+    </w:p>
+    <w:p>
+      <w:r>
+        <w:t>html</w:t>
+      </w:r>
+    </w:p>
+    <w:p>
+      <w:proofErr w:type="gramStart"/>
+      <w:r>
+        <w:t>&lt;!--</w:t>
+      </w:r>
+      <w:proofErr w:type="gramEnd"/>
+      <w:r>
+        <w:t xml:space="preserve"> This is ALL the server sends --&gt;</w:t>
+      </w:r>
+    </w:p>
+    <w:p>
+      <w:r>
+        <w:t>&lt;!DOCTYPE html&gt;</w:t>
+      </w:r>
+    </w:p>
+    <w:p>
+      <w:r>
+        <w:t>&lt;html&gt;</w:t>
+      </w:r>
+    </w:p>
+    <w:p>
+      <w:r>
+        <w:t>&lt;head&gt;</w:t>
+      </w:r>
+    </w:p>
+    <w:p>
+      <w:r>
+        <w:t xml:space="preserve">  &lt;title&gt;My App&lt;/title&gt;</w:t>
+      </w:r>
+    </w:p>
+    <w:p>
+      <w:r>
+        <w:t>&lt;/head&gt;</w:t>
+      </w:r>
+    </w:p>
+    <w:p>
+      <w:r>
+        <w:t>&lt;body&gt;</w:t>
+      </w:r>
+    </w:p>
+    <w:p/>
+    <w:p>
+      <w:r>
+        <w:t xml:space="preserve">  </w:t>
+      </w:r>
+      <w:proofErr w:type="gramStart"/>
+      <w:r>
+        <w:t>&lt;!--</w:t>
+      </w:r>
+      <w:proofErr w:type="gramEnd"/>
+      <w:r>
+        <w:t xml:space="preserve"> EMPTY! Nothing here! --&gt;</w:t>
+      </w:r>
+    </w:p>
+    <w:p>
+      <w:r>
+        <w:t xml:space="preserve">  &lt;div id="root"&gt;&lt;/div&gt;</w:t>
+      </w:r>
+    </w:p>
+    <w:p/>
+    <w:p>
+      <w:r>
+        <w:t xml:space="preserve">  </w:t>
+      </w:r>
+      <w:proofErr w:type="gramStart"/>
+      <w:r>
+        <w:t>&lt;!--</w:t>
+      </w:r>
+      <w:proofErr w:type="gramEnd"/>
+      <w:r>
+        <w:t xml:space="preserve"> Just JavaScript files --&gt;</w:t>
+      </w:r>
+    </w:p>
+    <w:p>
+      <w:r>
+        <w:t xml:space="preserve">  &lt;script </w:t>
+      </w:r>
+      <w:proofErr w:type="spellStart"/>
+      <w:r>
+        <w:t>src</w:t>
+      </w:r>
+      <w:proofErr w:type="spellEnd"/>
+      <w:r>
+        <w:t>="bundle.js"&gt;&lt;/script&gt;</w:t>
+      </w:r>
+    </w:p>
+    <w:p/>
+    <w:p>
+      <w:r>
+        <w:t>&lt;/body&gt;</w:t>
+      </w:r>
+    </w:p>
+    <w:p>
+      <w:r>
+        <w:t>&lt;/html&gt;</w:t>
+      </w:r>
+    </w:p>
+    <w:p>
+      <w:r>
+        <w:t>```</w:t>
+      </w:r>
+    </w:p>
+    <w:p/>
+    <w:p>
+      <w:r>
+        <w:t>Browser receives this → downloads JS → JS builds the page → user sees content</w:t>
+      </w:r>
+    </w:p>
+    <w:p/>
+    <w:p>
+      <w:r>
+        <w:t>---</w:t>
+      </w:r>
+    </w:p>
+    <w:p/>
+    <w:p>
+      <w:r>
+        <w:lastRenderedPageBreak/>
+        <w:t>## CSR Timeline</w:t>
+      </w:r>
+    </w:p>
+    <w:p>
+      <w:r>
+        <w:t>```</w:t>
+      </w:r>
+    </w:p>
+    <w:p>
+      <w:r>
+        <w:t>User requests page</w:t>
+      </w:r>
+    </w:p>
+    <w:p>
+      <w:r>
+        <w:t xml:space="preserve">        ↓</w:t>
+      </w:r>
+    </w:p>
+    <w:p>
+      <w:r>
+        <w:t>Server sends empty HTML + bundle.js</w:t>
+      </w:r>
+    </w:p>
+    <w:p>
+      <w:r>
+        <w:t xml:space="preserve">        ↓</w:t>
+      </w:r>
+    </w:p>
+    <w:p>
+      <w:r>
+        <w:t xml:space="preserve">Browser downloads bundle.js </w:t>
+      </w:r>
+      <w:r>
+        <w:rPr>
+          <w:rFonts w:ascii="Segoe UI Emoji" w:hAnsi="Segoe UI Emoji" w:cs="Segoe UI Emoji"/>
+        </w:rPr>
+        <w:t>⏳</w:t>
+      </w:r>
+    </w:p>
+    <w:p>
+      <w:r>
+        <w:t xml:space="preserve">        ↓</w:t>
+      </w:r>
+    </w:p>
+    <w:p>
+      <w:r>
+        <w:t xml:space="preserve">Browser runs JavaScript </w:t>
+      </w:r>
+      <w:r>
+        <w:rPr>
+          <w:rFonts w:ascii="Segoe UI Emoji" w:hAnsi="Segoe UI Emoji" w:cs="Segoe UI Emoji"/>
+        </w:rPr>
+        <w:t>⏳</w:t>
+      </w:r>
+    </w:p>
+    <w:p>
+      <w:r>
+        <w:t xml:space="preserve">        ↓</w:t>
+      </w:r>
+    </w:p>
+    <w:p>
+      <w:r>
+        <w:t xml:space="preserve">React builds the page </w:t>
+      </w:r>
+      <w:r>
+        <w:rPr>
+          <w:rFonts w:ascii="Segoe UI Emoji" w:hAnsi="Segoe UI Emoji" w:cs="Segoe UI Emoji"/>
+        </w:rPr>
+        <w:t>⏳</w:t>
+      </w:r>
+    </w:p>
+    <w:p>
+      <w:r>
+        <w:t xml:space="preserve">        ↓</w:t>
+      </w:r>
+    </w:p>
+    <w:p>
+      <w:r>
+        <w:t xml:space="preserve">User FINALLY sees content </w:t>
+      </w:r>
+      <w:r>
+        <w:rPr>
+          <w:rFonts w:ascii="Segoe UI Emoji" w:hAnsi="Segoe UI Emoji" w:cs="Segoe UI Emoji"/>
+        </w:rPr>
+        <w:t>✅</w:t>
+      </w:r>
+    </w:p>
+    <w:p/>
+    <w:p>
+      <w:r>
+        <w:t xml:space="preserve">White screen during all </w:t>
+      </w:r>
+      <w:proofErr w:type="gramStart"/>
+      <w:r>
+        <w:t xml:space="preserve">those </w:t>
+      </w:r>
+      <w:r>
+        <w:rPr>
+          <w:rFonts w:ascii="Segoe UI Emoji" w:hAnsi="Segoe UI Emoji" w:cs="Segoe UI Emoji"/>
+        </w:rPr>
+        <w:t>⏳</w:t>
+      </w:r>
+      <w:r>
+        <w:t xml:space="preserve"> steps</w:t>
+      </w:r>
+      <w:proofErr w:type="gramEnd"/>
+      <w:r>
+        <w:t xml:space="preserve"> </w:t>
+      </w:r>
+      <w:r>
+        <w:rPr>
+          <w:rFonts w:ascii="Segoe UI Emoji" w:hAnsi="Segoe UI Emoji" w:cs="Segoe UI Emoji"/>
+        </w:rPr>
+        <w:t>😩</w:t>
+      </w:r>
+    </w:p>
+    <w:p>
+      <w:r>
+        <w:t>```</w:t>
+      </w:r>
+    </w:p>
+    <w:p/>
+    <w:p>
+      <w:r>
+        <w:t>---</w:t>
+      </w:r>
+    </w:p>
+    <w:p/>
+    <w:p>
+      <w:r>
+        <w:t xml:space="preserve">## CSR Problems </w:t>
+      </w:r>
+      <w:r>
+        <w:rPr>
+          <w:rFonts w:ascii="Segoe UI Emoji" w:hAnsi="Segoe UI Emoji" w:cs="Segoe UI Emoji"/>
+        </w:rPr>
+        <w:t>😩</w:t>
+      </w:r>
+    </w:p>
+    <w:p/>
+    <w:p>
+      <w:r>
+        <w:t>### Problem 1: Slow First Load</w:t>
+      </w:r>
+    </w:p>
+    <w:p>
+      <w:r>
+        <w:t>```</w:t>
+      </w:r>
+    </w:p>
+    <w:p>
+      <w:r>
+        <w:t>User visits your app</w:t>
+      </w:r>
+    </w:p>
+    <w:p>
+      <w:r>
+        <w:t xml:space="preserve">Sees WHITE SCREEN for 2-3 </w:t>
+      </w:r>
+      <w:proofErr w:type="gramStart"/>
+      <w:r>
+        <w:t>seconds</w:t>
+      </w:r>
+      <w:proofErr w:type="gramEnd"/>
+      <w:r>
+        <w:t xml:space="preserve"> </w:t>
+      </w:r>
+      <w:r>
+        <w:rPr>
+          <w:rFonts w:ascii="Segoe UI Emoji" w:hAnsi="Segoe UI Emoji" w:cs="Segoe UI Emoji"/>
+        </w:rPr>
+        <w:t>😩</w:t>
+      </w:r>
+    </w:p>
+    <w:p>
+      <w:r>
+        <w:lastRenderedPageBreak/>
+        <w:t>JavaScript is still downloading and running</w:t>
+      </w:r>
+    </w:p>
+    <w:p>
+      <w:r>
+        <w:t>Bad user experience!</w:t>
+      </w:r>
+    </w:p>
+    <w:p>
+      <w:r>
+        <w:t>```</w:t>
+      </w:r>
+    </w:p>
+    <w:p/>
+    <w:p>
+      <w:r>
+        <w:t xml:space="preserve">### Problem 2: Bad SEO </w:t>
+      </w:r>
+      <w:r>
+        <w:rPr>
+          <w:rFonts w:ascii="Segoe UI Emoji" w:hAnsi="Segoe UI Emoji" w:cs="Segoe UI Emoji"/>
+        </w:rPr>
+        <w:t>🔍</w:t>
+      </w:r>
+    </w:p>
+    <w:p>
+      <w:r>
+        <w:t>```</w:t>
+      </w:r>
+    </w:p>
+    <w:p>
+      <w:r>
+        <w:t>Google bot visits your page</w:t>
+      </w:r>
+    </w:p>
+    <w:p>
+      <w:proofErr w:type="gramStart"/>
+      <w:r>
+        <w:t>Sees</w:t>
+      </w:r>
+      <w:proofErr w:type="gramEnd"/>
+      <w:r>
+        <w:t xml:space="preserve"> this HTML:</w:t>
+      </w:r>
+    </w:p>
+    <w:p>
+      <w:r>
+        <w:t>&lt;div id="root"&gt;&lt;/div</w:t>
+      </w:r>
+      <w:proofErr w:type="gramStart"/>
+      <w:r>
+        <w:t>&gt;  ←</w:t>
+      </w:r>
+      <w:proofErr w:type="gramEnd"/>
+      <w:r>
+        <w:t xml:space="preserve"> EMPTY!</w:t>
+      </w:r>
+    </w:p>
+    <w:p/>
+    <w:p>
+      <w:r>
+        <w:t>Google: "Nothing here to index!"</w:t>
+      </w:r>
+    </w:p>
+    <w:p>
+      <w:r>
+        <w:t xml:space="preserve">Your app doesn't appear in search results </w:t>
+      </w:r>
+      <w:r>
+        <w:rPr>
+          <w:rFonts w:ascii="Segoe UI Emoji" w:hAnsi="Segoe UI Emoji" w:cs="Segoe UI Emoji"/>
+        </w:rPr>
+        <w:t>😩</w:t>
+      </w:r>
+    </w:p>
+    <w:p/>
+    <w:p>
+      <w:r>
+        <w:t>Why? Google bot doesn't always</w:t>
+      </w:r>
+    </w:p>
+    <w:p>
+      <w:r>
+        <w:t>wait for JavaScript to run!</w:t>
+      </w:r>
+    </w:p>
+    <w:p>
+      <w:r>
+        <w:t>```</w:t>
+      </w:r>
+    </w:p>
+    <w:p/>
+    <w:p>
+      <w:r>
+        <w:t xml:space="preserve">### Problem 3: Slow on Low-End Devices </w:t>
+      </w:r>
+      <w:r>
+        <w:rPr>
+          <w:rFonts w:ascii="Segoe UI Emoji" w:hAnsi="Segoe UI Emoji" w:cs="Segoe UI Emoji"/>
+        </w:rPr>
+        <w:t>📱</w:t>
+      </w:r>
+    </w:p>
+    <w:p>
+      <w:r>
+        <w:t>```</w:t>
+      </w:r>
+    </w:p>
+    <w:p>
+      <w:r>
+        <w:t>Old phones have weak processors</w:t>
+      </w:r>
+    </w:p>
+    <w:p>
+      <w:r>
+        <w:t>Running heavy JavaScript takes longer</w:t>
+      </w:r>
+    </w:p>
+    <w:p>
+      <w:proofErr w:type="gramStart"/>
+      <w:r>
+        <w:t>App feels</w:t>
+      </w:r>
+      <w:proofErr w:type="gramEnd"/>
+      <w:r>
+        <w:t xml:space="preserve"> very slow </w:t>
+      </w:r>
+      <w:r>
+        <w:rPr>
+          <w:rFonts w:ascii="Segoe UI Emoji" w:hAnsi="Segoe UI Emoji" w:cs="Segoe UI Emoji"/>
+        </w:rPr>
+        <w:t>😩</w:t>
+      </w:r>
+    </w:p>
+    <w:p>
+      <w:r>
+        <w:t>```</w:t>
+      </w:r>
+    </w:p>
+    <w:p/>
+    <w:p>
+      <w:r>
+        <w:t>---</w:t>
+      </w:r>
+    </w:p>
+    <w:p/>
+    <w:p>
+      <w:r>
+        <w:lastRenderedPageBreak/>
+        <w:t xml:space="preserve"># </w:t>
+      </w:r>
+      <w:proofErr w:type="gramStart"/>
+      <w:r>
+        <w:t>Server Side</w:t>
+      </w:r>
+      <w:proofErr w:type="gramEnd"/>
+      <w:r>
+        <w:t xml:space="preserve"> Rendering (</w:t>
+      </w:r>
+      <w:proofErr w:type="gramStart"/>
+      <w:r>
+        <w:t>SSR) —</w:t>
+      </w:r>
+      <w:proofErr w:type="gramEnd"/>
+      <w:r>
+        <w:t xml:space="preserve"> Next.js </w:t>
+      </w:r>
+      <w:r>
+        <w:rPr>
+          <w:rFonts w:ascii="Segoe UI Emoji" w:hAnsi="Segoe UI Emoji" w:cs="Segoe UI Emoji"/>
+        </w:rPr>
+        <w:t>🖥️</w:t>
+      </w:r>
+    </w:p>
+    <w:p/>
+    <w:p>
+      <w:r>
+        <w:t>## Baby Explanation</w:t>
+      </w:r>
+    </w:p>
+    <w:p/>
+    <w:p>
+      <w:r>
+        <w:t xml:space="preserve">Now imagine ordering **ready-made furniture** </w:t>
+      </w:r>
+      <w:r>
+        <w:rPr>
+          <w:rFonts w:ascii="Segoe UI Emoji" w:hAnsi="Segoe UI Emoji" w:cs="Segoe UI Emoji"/>
+        </w:rPr>
+        <w:t>🛋️</w:t>
+      </w:r>
+    </w:p>
+    <w:p>
+      <w:r>
+        <w:t>```</w:t>
+      </w:r>
+    </w:p>
+    <w:p>
+      <w:r>
+        <w:t>Factory builds it completely</w:t>
+      </w:r>
+    </w:p>
+    <w:p>
+      <w:r>
+        <w:t>Delivers FULLY ASSEMBLED to your home</w:t>
+      </w:r>
+    </w:p>
+    <w:p>
+      <w:r>
+        <w:t>You can use it IMMEDIATELY!</w:t>
+      </w:r>
+    </w:p>
+    <w:p>
+      <w:r>
+        <w:t>No assembly needed!</w:t>
+      </w:r>
+    </w:p>
+    <w:p>
+      <w:r>
+        <w:rPr>
+          <w:b/>
+          <w:bCs/>
+        </w:rPr>
+        <w:t>That's SSR — server builds complete HTML, sends ready-to-use page</w:t>
+      </w:r>
+    </w:p>
+    <w:p>
+      <w:r>
+        <w:pict w14:anchorId="00DCA17A">
+          <v:rect id="_x0000_i1107" style="width:0;height:1.5pt" o:hralign="center" o:hrstd="t" o:hr="t" fillcolor="#a0a0a0" stroked="f"/>
+        </w:pict>
+      </w:r>
+    </w:p>
+    <w:p>
+      <w:pPr>
+        <w:rPr>
+          <w:b/>
+          <w:bCs/>
+        </w:rPr>
+      </w:pPr>
+      <w:r>
+        <w:rPr>
+          <w:b/>
+          <w:bCs/>
+        </w:rPr>
+        <w:t>What Server Sends in SSR</w:t>
+      </w:r>
+    </w:p>
+    <w:p>
+      <w:r>
+        <w:t>html</w:t>
+      </w:r>
+    </w:p>
+    <w:p>
+      <w:proofErr w:type="gramStart"/>
+      <w:r>
+        <w:t>&lt;!--</w:t>
+      </w:r>
+      <w:proofErr w:type="gramEnd"/>
+      <w:r>
+        <w:t xml:space="preserve"> Server sends COMPLETE HTML! --&gt;</w:t>
+      </w:r>
+    </w:p>
+    <w:p>
+      <w:r>
+        <w:t>&lt;!DOCTYPE html&gt;</w:t>
+      </w:r>
+    </w:p>
+    <w:p>
+      <w:r>
+        <w:t>&lt;html&gt;</w:t>
+      </w:r>
+    </w:p>
+    <w:p>
+      <w:r>
+        <w:t>&lt;head&gt;</w:t>
+      </w:r>
+    </w:p>
+    <w:p>
+      <w:r>
+        <w:t xml:space="preserve">  &lt;title&gt;My App&lt;/title&gt;</w:t>
+      </w:r>
+    </w:p>
+    <w:p>
+      <w:r>
+        <w:t>&lt;/head&gt;</w:t>
+      </w:r>
+    </w:p>
+    <w:p>
+      <w:r>
+        <w:t>&lt;body&gt;</w:t>
+      </w:r>
+    </w:p>
+    <w:p>
+      <w:r>
+        <w:t xml:space="preserve">  &lt;div id="root"&gt;</w:t>
+      </w:r>
+    </w:p>
+    <w:p/>
+    <w:p>
+      <w:r>
+        <w:t xml:space="preserve">    </w:t>
+      </w:r>
+      <w:proofErr w:type="gramStart"/>
+      <w:r>
+        <w:t>&lt;!--</w:t>
+      </w:r>
+      <w:proofErr w:type="gramEnd"/>
+      <w:r>
+        <w:t xml:space="preserve"> FULLY BUILT HTML! --&gt;</w:t>
+      </w:r>
+    </w:p>
+    <w:p>
+      <w:r>
+        <w:t xml:space="preserve">    &lt;header&gt;</w:t>
+      </w:r>
+    </w:p>
+    <w:p>
+      <w:r>
+        <w:t xml:space="preserve">      &lt;nav&gt;Home | About | Menu&lt;/nav&gt;</w:t>
+      </w:r>
+    </w:p>
+    <w:p>
+      <w:r>
+        <w:lastRenderedPageBreak/>
+        <w:t xml:space="preserve">    &lt;/header&gt;</w:t>
+      </w:r>
+    </w:p>
+    <w:p>
+      <w:r>
+        <w:t xml:space="preserve">    &lt;main&gt;</w:t>
+      </w:r>
+    </w:p>
+    <w:p>
+      <w:r>
+        <w:t xml:space="preserve">      &lt;h1&gt;Welcome to Swiggy&lt;/h1&gt;</w:t>
+      </w:r>
+    </w:p>
+    <w:p>
+      <w:r>
+        <w:t xml:space="preserve">      &lt;div class="restaurant-list"&gt;</w:t>
+      </w:r>
+    </w:p>
+    <w:p>
+      <w:r>
+        <w:t xml:space="preserve">        &lt;div class="card"&gt;Pizza Hut&lt;/div&gt;</w:t>
+      </w:r>
+    </w:p>
+    <w:p>
+      <w:r>
+        <w:t xml:space="preserve">        &lt;div class="card"&gt;Dominos&lt;/div&gt;</w:t>
+      </w:r>
+    </w:p>
+    <w:p>
+      <w:r>
+        <w:t xml:space="preserve">      &lt;/div&gt;</w:t>
+      </w:r>
+    </w:p>
+    <w:p>
+      <w:r>
+        <w:t xml:space="preserve">    &lt;/main&gt;</w:t>
+      </w:r>
+    </w:p>
+    <w:p>
+      <w:r>
+        <w:t xml:space="preserve">    &lt;footer&gt;Copyright 2024&lt;/footer&gt;</w:t>
+      </w:r>
+    </w:p>
+    <w:p/>
+    <w:p>
+      <w:r>
+        <w:t xml:space="preserve">  &lt;/div&gt;</w:t>
+      </w:r>
+    </w:p>
+    <w:p>
+      <w:r>
+        <w:t xml:space="preserve">  &lt;script </w:t>
+      </w:r>
+      <w:proofErr w:type="spellStart"/>
+      <w:r>
+        <w:t>src</w:t>
+      </w:r>
+      <w:proofErr w:type="spellEnd"/>
+      <w:r>
+        <w:t>="bundle.js"&gt;&lt;/script&gt;</w:t>
+      </w:r>
+    </w:p>
+    <w:p>
+      <w:r>
+        <w:t>&lt;/body&gt;</w:t>
+      </w:r>
+    </w:p>
+    <w:p>
+      <w:r>
+        <w:t>&lt;/html&gt;</w:t>
+      </w:r>
+    </w:p>
+    <w:p>
+      <w:r>
+        <w:t>```</w:t>
+      </w:r>
+    </w:p>
+    <w:p/>
+    <w:p>
+      <w:r>
+        <w:t xml:space="preserve">User sees content INSTANTLY — even before JS loads! </w:t>
+      </w:r>
+      <w:r>
+        <w:rPr>
+          <w:rFonts w:ascii="Segoe UI Emoji" w:hAnsi="Segoe UI Emoji" w:cs="Segoe UI Emoji"/>
+        </w:rPr>
+        <w:t>⚡</w:t>
+      </w:r>
+    </w:p>
+    <w:p/>
+    <w:p>
+      <w:r>
+        <w:t>---</w:t>
+      </w:r>
+    </w:p>
+    <w:p/>
+    <w:p>
+      <w:r>
+        <w:t>## SSR Timeline</w:t>
+      </w:r>
+    </w:p>
+    <w:p>
+      <w:r>
+        <w:t>```</w:t>
+      </w:r>
+    </w:p>
+    <w:p>
+      <w:r>
+        <w:t>User requests page</w:t>
+      </w:r>
+    </w:p>
+    <w:p>
+      <w:r>
+        <w:t xml:space="preserve">        ↓</w:t>
+      </w:r>
+    </w:p>
+    <w:p>
+      <w:r>
+        <w:t>Server runs React components</w:t>
+      </w:r>
+    </w:p>
+    <w:p>
+      <w:r>
+        <w:t xml:space="preserve">Builds complete </w:t>
+      </w:r>
+      <w:proofErr w:type="gramStart"/>
+      <w:r>
+        <w:t xml:space="preserve">HTML </w:t>
+      </w:r>
+      <w:r>
+        <w:rPr>
+          <w:rFonts w:ascii="Segoe UI Emoji" w:hAnsi="Segoe UI Emoji" w:cs="Segoe UI Emoji"/>
+        </w:rPr>
+        <w:t>⏳</w:t>
+      </w:r>
+      <w:r>
+        <w:t xml:space="preserve"> (</w:t>
+      </w:r>
+      <w:proofErr w:type="gramEnd"/>
+      <w:r>
+        <w:t>on server)</w:t>
+      </w:r>
+    </w:p>
+    <w:p>
+      <w:r>
+        <w:lastRenderedPageBreak/>
+        <w:t xml:space="preserve">        ↓</w:t>
+      </w:r>
+    </w:p>
+    <w:p>
+      <w:r>
+        <w:t>Server sends COMPLETE HTML</w:t>
+      </w:r>
+    </w:p>
+    <w:p>
+      <w:r>
+        <w:t xml:space="preserve">        ↓</w:t>
+      </w:r>
+    </w:p>
+    <w:p>
+      <w:r>
+        <w:t xml:space="preserve">Browser shows content IMMEDIATELY </w:t>
+      </w:r>
+      <w:r>
+        <w:rPr>
+          <w:rFonts w:ascii="Segoe UI Emoji" w:hAnsi="Segoe UI Emoji" w:cs="Segoe UI Emoji"/>
+        </w:rPr>
+        <w:t>✅</w:t>
+      </w:r>
+    </w:p>
+    <w:p>
+      <w:r>
+        <w:t>(user sees page right away!)</w:t>
+      </w:r>
+    </w:p>
+    <w:p>
+      <w:r>
+        <w:t xml:space="preserve">        ↓</w:t>
+      </w:r>
+    </w:p>
+    <w:p>
+      <w:r>
+        <w:t>JavaScript downloads in background</w:t>
+      </w:r>
+    </w:p>
+    <w:p>
+      <w:r>
+        <w:t xml:space="preserve">        ↓</w:t>
+      </w:r>
+    </w:p>
+    <w:p>
+      <w:proofErr w:type="gramStart"/>
+      <w:r>
+        <w:t>React</w:t>
+      </w:r>
+      <w:proofErr w:type="gramEnd"/>
+      <w:r>
+        <w:t xml:space="preserve"> "hydrates" the page</w:t>
+      </w:r>
+    </w:p>
+    <w:p>
+      <w:r>
+        <w:t xml:space="preserve">(attaches event listeners </w:t>
+      </w:r>
+      <w:proofErr w:type="spellStart"/>
+      <w:r>
+        <w:t>etc</w:t>
+      </w:r>
+      <w:proofErr w:type="spellEnd"/>
+      <w:r>
+        <w:t>)</w:t>
+      </w:r>
+    </w:p>
+    <w:p>
+      <w:r>
+        <w:t xml:space="preserve">        ↓</w:t>
+      </w:r>
+    </w:p>
+    <w:p>
+      <w:r>
+        <w:t xml:space="preserve">Page becomes fully interactive </w:t>
+      </w:r>
+      <w:r>
+        <w:rPr>
+          <w:rFonts w:ascii="Segoe UI Emoji" w:hAnsi="Segoe UI Emoji" w:cs="Segoe UI Emoji"/>
+        </w:rPr>
+        <w:t>✅</w:t>
+      </w:r>
+    </w:p>
+    <w:p>
+      <w:r>
+        <w:t>```</w:t>
+      </w:r>
+    </w:p>
+    <w:p/>
+    <w:p>
+      <w:r>
+        <w:t>---</w:t>
+      </w:r>
+    </w:p>
+    <w:p/>
+    <w:p>
+      <w:r>
+        <w:t xml:space="preserve">## What is Hydration? </w:t>
+      </w:r>
+      <w:r>
+        <w:rPr>
+          <w:rFonts w:ascii="Segoe UI Emoji" w:hAnsi="Segoe UI Emoji" w:cs="Segoe UI Emoji"/>
+        </w:rPr>
+        <w:t>💧</w:t>
+      </w:r>
+    </w:p>
+    <w:p>
+      <w:r>
+        <w:t>```</w:t>
+      </w:r>
+    </w:p>
+    <w:p>
+      <w:r>
+        <w:t>SSR sends complete HTML (user sees it!)</w:t>
+      </w:r>
+    </w:p>
+    <w:p>
+      <w:r>
+        <w:t>But it's like a PHOTO — can't click buttons yet</w:t>
+      </w:r>
+    </w:p>
+    <w:p/>
+    <w:p>
+      <w:r>
+        <w:t>Then JavaScript loads and "hydrates" it:</w:t>
+      </w:r>
+    </w:p>
+    <w:p>
+      <w:r>
+        <w:t xml:space="preserve">- Attaches </w:t>
+      </w:r>
+      <w:proofErr w:type="spellStart"/>
+      <w:proofErr w:type="gramStart"/>
+      <w:r>
+        <w:t>onClick</w:t>
+      </w:r>
+      <w:proofErr w:type="spellEnd"/>
+      <w:proofErr w:type="gramEnd"/>
+      <w:r>
+        <w:t xml:space="preserve"> </w:t>
+      </w:r>
+      <w:proofErr w:type="gramStart"/>
+      <w:r>
+        <w:t>handlers</w:t>
+      </w:r>
+      <w:proofErr w:type="gramEnd"/>
+    </w:p>
+    <w:p>
+      <w:r>
+        <w:t xml:space="preserve">- Attaches </w:t>
+      </w:r>
+      <w:proofErr w:type="spellStart"/>
+      <w:r>
+        <w:t>useState</w:t>
+      </w:r>
+      <w:proofErr w:type="spellEnd"/>
+    </w:p>
+    <w:p>
+      <w:r>
+        <w:t>- Makes it interactive</w:t>
+      </w:r>
+    </w:p>
+    <w:p/>
+    <w:p>
+      <w:r>
+        <w:lastRenderedPageBreak/>
+        <w:t xml:space="preserve">Before </w:t>
+      </w:r>
+      <w:proofErr w:type="gramStart"/>
+      <w:r>
+        <w:t>hydration:</w:t>
+      </w:r>
+      <w:proofErr w:type="gramEnd"/>
+      <w:r>
+        <w:t xml:space="preserve"> looks real but can't interact </w:t>
+      </w:r>
+      <w:r>
+        <w:rPr>
+          <w:rFonts w:ascii="Segoe UI Emoji" w:hAnsi="Segoe UI Emoji" w:cs="Segoe UI Emoji"/>
+        </w:rPr>
+        <w:t>👀</w:t>
+      </w:r>
+    </w:p>
+    <w:p>
+      <w:r>
+        <w:t>After hydration</w:t>
+      </w:r>
+      <w:proofErr w:type="gramStart"/>
+      <w:r>
+        <w:t>:  fully</w:t>
+      </w:r>
+      <w:proofErr w:type="gramEnd"/>
+      <w:r>
+        <w:t xml:space="preserve"> working React app </w:t>
+      </w:r>
+      <w:r>
+        <w:rPr>
+          <w:rFonts w:ascii="Segoe UI Emoji" w:hAnsi="Segoe UI Emoji" w:cs="Segoe UI Emoji"/>
+        </w:rPr>
+        <w:t>✅</w:t>
+      </w:r>
+    </w:p>
+    <w:p>
+      <w:r>
+        <w:t>```</w:t>
+      </w:r>
+    </w:p>
+    <w:p>
+      <w:r>
+        <w:t>```</w:t>
+      </w:r>
+    </w:p>
+    <w:p>
+      <w:r>
+        <w:t>Dry HTML (from server) + Water (JavaScript) = Hydrated App</w:t>
+      </w:r>
+    </w:p>
+    <w:p>
+      <w:r>
+        <w:t xml:space="preserve">Just like a dry sponge + water = usable sponge </w:t>
+      </w:r>
+      <w:r>
+        <w:rPr>
+          <w:rFonts w:ascii="Segoe UI Emoji" w:hAnsi="Segoe UI Emoji" w:cs="Segoe UI Emoji"/>
+        </w:rPr>
+        <w:t>🧽</w:t>
+      </w:r>
+    </w:p>
+    <w:p>
+      <w:r>
+        <w:pict w14:anchorId="2B2B70EE">
+          <v:rect id="_x0000_i1108" style="width:0;height:1.5pt" o:hralign="center" o:hrstd="t" o:hr="t" fillcolor="#a0a0a0" stroked="f"/>
+        </w:pict>
+      </w:r>
+    </w:p>
+    <w:p>
+      <w:pPr>
+        <w:rPr>
+          <w:b/>
+          <w:bCs/>
+        </w:rPr>
+      </w:pPr>
+      <w:r>
+        <w:rPr>
+          <w:b/>
+          <w:bCs/>
+        </w:rPr>
+        <w:t xml:space="preserve">How React Supports SSR </w:t>
+      </w:r>
+      <w:r>
+        <w:rPr>
+          <w:rFonts w:ascii="Segoe UI Emoji" w:hAnsi="Segoe UI Emoji" w:cs="Segoe UI Emoji"/>
+          <w:b/>
+          <w:bCs/>
+        </w:rPr>
+        <w:t>🤔</w:t>
+      </w:r>
+    </w:p>
+    <w:p>
+      <w:pPr>
+        <w:rPr>
+          <w:b/>
+          <w:bCs/>
+        </w:rPr>
+      </w:pPr>
+      <w:r>
+        <w:rPr>
+          <w:b/>
+          <w:bCs/>
+        </w:rPr>
+        <w:t xml:space="preserve">Pure React (CSR only) </w:t>
+      </w:r>
+      <w:r>
+        <w:rPr>
+          <w:rFonts w:ascii="Segoe UI Emoji" w:hAnsi="Segoe UI Emoji" w:cs="Segoe UI Emoji"/>
+          <w:b/>
+          <w:bCs/>
+        </w:rPr>
+        <w:t>❌</w:t>
+      </w:r>
+    </w:p>
+    <w:p>
+      <w:proofErr w:type="spellStart"/>
+      <w:r>
+        <w:t>jsx</w:t>
+      </w:r>
+      <w:proofErr w:type="spellEnd"/>
+    </w:p>
+    <w:p>
+      <w:r>
+        <w:t>// Normal React — runs in browser only</w:t>
+      </w:r>
+    </w:p>
+    <w:p>
+      <w:r>
+        <w:t xml:space="preserve">import </w:t>
+      </w:r>
+      <w:proofErr w:type="spellStart"/>
+      <w:r>
+        <w:t>ReactDOM</w:t>
+      </w:r>
+      <w:proofErr w:type="spellEnd"/>
+      <w:r>
+        <w:t xml:space="preserve"> from 'react-</w:t>
+      </w:r>
+      <w:proofErr w:type="spellStart"/>
+      <w:r>
+        <w:t>dom</w:t>
+      </w:r>
+      <w:proofErr w:type="spellEnd"/>
+      <w:r>
+        <w:t>/client'</w:t>
+      </w:r>
+    </w:p>
+    <w:p/>
+    <w:p>
+      <w:proofErr w:type="spellStart"/>
+      <w:r>
+        <w:t>ReactDOM.createRoot</w:t>
+      </w:r>
+      <w:proofErr w:type="spellEnd"/>
+      <w:r>
+        <w:t>(</w:t>
+      </w:r>
+      <w:proofErr w:type="spellStart"/>
+      <w:proofErr w:type="gramStart"/>
+      <w:r>
+        <w:t>document.getElementById</w:t>
+      </w:r>
+      <w:proofErr w:type="spellEnd"/>
+      <w:proofErr w:type="gramEnd"/>
+      <w:r>
+        <w:t>('root'))</w:t>
+      </w:r>
+    </w:p>
+    <w:p>
+      <w:r>
+        <w:t xml:space="preserve">  </w:t>
+      </w:r>
+      <w:proofErr w:type="gramStart"/>
+      <w:r>
+        <w:t>.render</w:t>
+      </w:r>
+      <w:proofErr w:type="gramEnd"/>
+      <w:r>
+        <w:t>(&lt;App /&gt;)</w:t>
+      </w:r>
+    </w:p>
+    <w:p/>
+    <w:p>
+      <w:r>
+        <w:t>// This code only runs in browser</w:t>
+      </w:r>
+    </w:p>
+    <w:p>
+      <w:r>
+        <w:t>// Server has no idea about your components</w:t>
+      </w:r>
+    </w:p>
+    <w:p>
+      <w:pPr>
+        <w:rPr>
+          <w:b/>
+          <w:bCs/>
+        </w:rPr>
+      </w:pPr>
+      <w:r>
+        <w:rPr>
+          <w:b/>
+          <w:bCs/>
+        </w:rPr>
+        <w:t xml:space="preserve">React with SSR Support </w:t>
+      </w:r>
+      <w:r>
+        <w:rPr>
+          <w:rFonts w:ascii="Segoe UI Emoji" w:hAnsi="Segoe UI Emoji" w:cs="Segoe UI Emoji"/>
+          <w:b/>
+          <w:bCs/>
+        </w:rPr>
+        <w:t>✅</w:t>
+      </w:r>
+    </w:p>
+    <w:p>
+      <w:proofErr w:type="spellStart"/>
+      <w:r>
+        <w:t>jsx</w:t>
+      </w:r>
+      <w:proofErr w:type="spellEnd"/>
+    </w:p>
+    <w:p>
+      <w:r>
+        <w:t xml:space="preserve">// React has </w:t>
+      </w:r>
+      <w:proofErr w:type="spellStart"/>
+      <w:r>
+        <w:t>ReactDOMServer</w:t>
+      </w:r>
+      <w:proofErr w:type="spellEnd"/>
+      <w:r>
+        <w:t xml:space="preserve"> for SSR</w:t>
+      </w:r>
+    </w:p>
+    <w:p>
+      <w:r>
+        <w:t xml:space="preserve">import </w:t>
+      </w:r>
+      <w:proofErr w:type="spellStart"/>
+      <w:r>
+        <w:t>ReactDOMServer</w:t>
+      </w:r>
+      <w:proofErr w:type="spellEnd"/>
+      <w:r>
+        <w:t xml:space="preserve"> from 'react-</w:t>
+      </w:r>
+      <w:proofErr w:type="spellStart"/>
+      <w:r>
+        <w:t>dom</w:t>
+      </w:r>
+      <w:proofErr w:type="spellEnd"/>
+      <w:r>
+        <w:t>/server'</w:t>
+      </w:r>
+    </w:p>
+    <w:p/>
+    <w:p>
+      <w:r>
+        <w:t>// On server (Node.js):</w:t>
+      </w:r>
+    </w:p>
+    <w:p>
+      <w:r>
+        <w:t xml:space="preserve">const html = </w:t>
+      </w:r>
+      <w:proofErr w:type="spellStart"/>
+      <w:r>
+        <w:t>ReactDOMServer.renderToString</w:t>
+      </w:r>
+      <w:proofErr w:type="spellEnd"/>
+      <w:r>
+        <w:t>(&lt;App /&gt;)</w:t>
+      </w:r>
+    </w:p>
+    <w:p>
+      <w:r>
+        <w:lastRenderedPageBreak/>
+        <w:t>// ↑ converts React components to HTML string</w:t>
+      </w:r>
+    </w:p>
+    <w:p>
+      <w:r>
+        <w:t>// on the SERVER!</w:t>
+      </w:r>
+    </w:p>
+    <w:p/>
+    <w:p>
+      <w:r>
+        <w:t>// Send complete HTML to browser</w:t>
+      </w:r>
+    </w:p>
+    <w:p>
+      <w:proofErr w:type="spellStart"/>
+      <w:proofErr w:type="gramStart"/>
+      <w:r>
+        <w:t>res.send</w:t>
+      </w:r>
+      <w:proofErr w:type="spellEnd"/>
+      <w:proofErr w:type="gramEnd"/>
+      <w:r>
+        <w:t>(`</w:t>
+      </w:r>
+    </w:p>
+    <w:p>
+      <w:r>
+        <w:t xml:space="preserve">  &lt;html&gt;</w:t>
+      </w:r>
+    </w:p>
+    <w:p>
+      <w:r>
+        <w:t xml:space="preserve">    &lt;body&gt;</w:t>
+      </w:r>
+    </w:p>
+    <w:p>
+      <w:r>
+        <w:t xml:space="preserve">      &lt;div id="root"&gt;${html}&lt;/div&gt;</w:t>
+      </w:r>
+    </w:p>
+    <w:p>
+      <w:r>
+        <w:t xml:space="preserve">      &lt;script </w:t>
+      </w:r>
+      <w:proofErr w:type="spellStart"/>
+      <w:r>
+        <w:t>src</w:t>
+      </w:r>
+      <w:proofErr w:type="spellEnd"/>
+      <w:r>
+        <w:t>="bundle.js"&gt;&lt;/script&gt;</w:t>
+      </w:r>
+    </w:p>
+    <w:p>
+      <w:r>
+        <w:t xml:space="preserve">    &lt;/body&gt;</w:t>
+      </w:r>
+    </w:p>
+    <w:p>
+      <w:r>
+        <w:t xml:space="preserve">  &lt;/html&gt;</w:t>
+      </w:r>
+    </w:p>
+    <w:p>
+      <w:r>
+        <w:t>`)</w:t>
+      </w:r>
+    </w:p>
+    <w:p>
+      <w:r>
+        <w:t>```</w:t>
+      </w:r>
+    </w:p>
+    <w:p/>
+    <w:p>
+      <w:r>
+        <w:t>---</w:t>
+      </w:r>
+    </w:p>
+    <w:p/>
+    <w:p>
+      <w:r>
+        <w:t xml:space="preserve"># Next.js — </w:t>
+      </w:r>
+      <w:proofErr w:type="spellStart"/>
+      <w:r>
+        <w:t>React's</w:t>
+      </w:r>
+      <w:proofErr w:type="spellEnd"/>
+      <w:r>
+        <w:t xml:space="preserve"> SSR Framework </w:t>
+      </w:r>
+      <w:r>
+        <w:rPr>
+          <w:rFonts w:ascii="Segoe UI Emoji" w:hAnsi="Segoe UI Emoji" w:cs="Segoe UI Emoji"/>
+        </w:rPr>
+        <w:t>🚀</w:t>
+      </w:r>
+    </w:p>
+    <w:p/>
+    <w:p>
+      <w:r>
+        <w:t>Pure React SSR is complex to set up manually. **Next.js** makes it easy:</w:t>
+      </w:r>
+    </w:p>
+    <w:p>
+      <w:r>
+        <w:t>```</w:t>
+      </w:r>
+    </w:p>
+    <w:p>
+      <w:r>
+        <w:t xml:space="preserve">React = the engine </w:t>
+      </w:r>
+      <w:r>
+        <w:rPr>
+          <w:rFonts w:ascii="Segoe UI Emoji" w:hAnsi="Segoe UI Emoji" w:cs="Segoe UI Emoji"/>
+        </w:rPr>
+        <w:t>🔧</w:t>
+      </w:r>
+    </w:p>
+    <w:p>
+      <w:r>
+        <w:t xml:space="preserve">Next.js = the full car </w:t>
+      </w:r>
+      <w:r>
+        <w:rPr>
+          <w:rFonts w:ascii="Segoe UI Emoji" w:hAnsi="Segoe UI Emoji" w:cs="Segoe UI Emoji"/>
+        </w:rPr>
+        <w:t>🚗</w:t>
+      </w:r>
+    </w:p>
+    <w:p/>
+    <w:p>
+      <w:r>
+        <w:t>Next.js gives you:</w:t>
+      </w:r>
+    </w:p>
+    <w:p>
+      <w:r>
+        <w:rPr>
+          <w:rFonts w:ascii="Segoe UI Emoji" w:hAnsi="Segoe UI Emoji" w:cs="Segoe UI Emoji"/>
+        </w:rPr>
+        <w:t>✅</w:t>
+      </w:r>
+      <w:r>
+        <w:t xml:space="preserve"> SSR out of the box</w:t>
+      </w:r>
+    </w:p>
+    <w:p>
+      <w:r>
+        <w:rPr>
+          <w:rFonts w:ascii="Segoe UI Emoji" w:hAnsi="Segoe UI Emoji" w:cs="Segoe UI Emoji"/>
+        </w:rPr>
+        <w:lastRenderedPageBreak/>
+        <w:t>✅</w:t>
+      </w:r>
+      <w:r>
+        <w:t xml:space="preserve"> File based routing</w:t>
+      </w:r>
+    </w:p>
+    <w:p>
+      <w:r>
+        <w:rPr>
+          <w:rFonts w:ascii="Segoe UI Emoji" w:hAnsi="Segoe UI Emoji" w:cs="Segoe UI Emoji"/>
+        </w:rPr>
+        <w:t>✅</w:t>
+      </w:r>
+      <w:r>
+        <w:t xml:space="preserve"> API routes</w:t>
+      </w:r>
+    </w:p>
+    <w:p>
+      <w:r>
+        <w:rPr>
+          <w:rFonts w:ascii="Segoe UI Emoji" w:hAnsi="Segoe UI Emoji" w:cs="Segoe UI Emoji"/>
+        </w:rPr>
+        <w:t>✅</w:t>
+      </w:r>
+      <w:r>
+        <w:t xml:space="preserve"> Image optimization</w:t>
+      </w:r>
+    </w:p>
+    <w:p>
+      <w:r>
+        <w:rPr>
+          <w:rFonts w:ascii="Segoe UI Emoji" w:hAnsi="Segoe UI Emoji" w:cs="Segoe UI Emoji"/>
+        </w:rPr>
+        <w:t>✅</w:t>
+      </w:r>
+      <w:r>
+        <w:t xml:space="preserve"> SEO friendly</w:t>
+      </w:r>
+    </w:p>
+    <w:p>
+      <w:r>
+        <w:rPr>
+          <w:rFonts w:ascii="Segoe UI Emoji" w:hAnsi="Segoe UI Emoji" w:cs="Segoe UI Emoji"/>
+        </w:rPr>
+        <w:t>✅</w:t>
+      </w:r>
+      <w:r>
+        <w:t xml:space="preserve"> Amazing performance</w:t>
+      </w:r>
+    </w:p>
+    <w:p>
+      <w:pPr>
+        <w:rPr>
+          <w:b/>
+          <w:bCs/>
+        </w:rPr>
+      </w:pPr>
+      <w:r>
+        <w:rPr>
+          <w:b/>
+          <w:bCs/>
+        </w:rPr>
+        <w:t>Next.js Rendering Options</w:t>
+      </w:r>
+    </w:p>
+    <w:p>
+      <w:pPr>
+        <w:rPr>
+          <w:b/>
+          <w:bCs/>
+        </w:rPr>
+      </w:pPr>
+      <w:r>
+        <w:rPr>
+          <w:b/>
+          <w:bCs/>
+        </w:rPr>
+        <w:t xml:space="preserve">Option 1: SSR — </w:t>
+      </w:r>
+      <w:proofErr w:type="gramStart"/>
+      <w:r>
+        <w:rPr>
+          <w:b/>
+          <w:bCs/>
+        </w:rPr>
+        <w:t>Server Side</w:t>
+      </w:r>
+      <w:proofErr w:type="gramEnd"/>
+      <w:r>
+        <w:rPr>
+          <w:b/>
+          <w:bCs/>
+        </w:rPr>
+        <w:t xml:space="preserve"> Rendering</w:t>
+      </w:r>
+    </w:p>
+    <w:p>
+      <w:proofErr w:type="spellStart"/>
+      <w:r>
+        <w:t>jsx</w:t>
+      </w:r>
+      <w:proofErr w:type="spellEnd"/>
+    </w:p>
+    <w:p>
+      <w:r>
+        <w:t>// Next.js App Router (latest)</w:t>
+      </w:r>
+    </w:p>
+    <w:p>
+      <w:r>
+        <w:t>// app/restaurants/</w:t>
+      </w:r>
+      <w:proofErr w:type="spellStart"/>
+      <w:r>
+        <w:t>page.jsx</w:t>
+      </w:r>
+      <w:proofErr w:type="spellEnd"/>
+    </w:p>
+    <w:p/>
+    <w:p>
+      <w:r>
+        <w:t xml:space="preserve">// async component = SSR! </w:t>
+      </w:r>
+      <w:r>
+        <w:rPr>
+          <w:rFonts w:ascii="Segoe UI Emoji" w:hAnsi="Segoe UI Emoji" w:cs="Segoe UI Emoji"/>
+        </w:rPr>
+        <w:t>✅</w:t>
+      </w:r>
+    </w:p>
+    <w:p>
+      <w:r>
+        <w:t xml:space="preserve">async function </w:t>
+      </w:r>
+      <w:proofErr w:type="spellStart"/>
+      <w:proofErr w:type="gramStart"/>
+      <w:r>
+        <w:t>RestaurantsPage</w:t>
+      </w:r>
+      <w:proofErr w:type="spellEnd"/>
+      <w:r>
+        <w:t>(</w:t>
+      </w:r>
+      <w:proofErr w:type="gramEnd"/>
+      <w:r>
+        <w:t>) {</w:t>
+      </w:r>
+    </w:p>
+    <w:p>
+      <w:r>
+        <w:t xml:space="preserve">  // This runs ON SERVER not browser!</w:t>
+      </w:r>
+    </w:p>
+    <w:p>
+      <w:r>
+        <w:t xml:space="preserve">  const res = await fetch('https://api.example.com/restaurants')</w:t>
+      </w:r>
+    </w:p>
+    <w:p>
+      <w:r>
+        <w:t xml:space="preserve">  const data = await </w:t>
+      </w:r>
+      <w:proofErr w:type="spellStart"/>
+      <w:proofErr w:type="gramStart"/>
+      <w:r>
+        <w:t>res.json</w:t>
+      </w:r>
+      <w:proofErr w:type="spellEnd"/>
+      <w:proofErr w:type="gramEnd"/>
+      <w:r>
+        <w:t>()</w:t>
+      </w:r>
+    </w:p>
+    <w:p/>
+    <w:p>
+      <w:r>
+        <w:t xml:space="preserve">  return (</w:t>
+      </w:r>
+    </w:p>
+    <w:p>
+      <w:r>
+        <w:t xml:space="preserve">    &lt;div&gt;</w:t>
+      </w:r>
+    </w:p>
+    <w:p>
+      <w:r>
+        <w:t xml:space="preserve">      {</w:t>
+      </w:r>
+      <w:proofErr w:type="spellStart"/>
+      <w:proofErr w:type="gramStart"/>
+      <w:r>
+        <w:t>data.map</w:t>
+      </w:r>
+      <w:proofErr w:type="spellEnd"/>
+      <w:r>
+        <w:t>(</w:t>
+      </w:r>
+      <w:proofErr w:type="gramEnd"/>
+      <w:r>
+        <w:t>restaurant =&gt; (</w:t>
+      </w:r>
+    </w:p>
+    <w:p>
+      <w:r>
+        <w:t xml:space="preserve">        &lt;</w:t>
+      </w:r>
+      <w:proofErr w:type="spellStart"/>
+      <w:r>
+        <w:t>RestaurantCard</w:t>
+      </w:r>
+      <w:proofErr w:type="spellEnd"/>
+      <w:r>
+        <w:t xml:space="preserve"> key={restaurant.id} data={restaurant} /&gt;</w:t>
+      </w:r>
+    </w:p>
+    <w:p>
+      <w:r>
+        <w:t xml:space="preserve">      </w:t>
+      </w:r>
+      <w:proofErr w:type="gramStart"/>
+      <w:r>
+        <w:t>))}</w:t>
+      </w:r>
+      <w:proofErr w:type="gramEnd"/>
+    </w:p>
+    <w:p>
+      <w:r>
+        <w:t xml:space="preserve">    &lt;/div&gt;</w:t>
+      </w:r>
+    </w:p>
+    <w:p>
+      <w:r>
+        <w:t xml:space="preserve">  )</w:t>
+      </w:r>
+    </w:p>
+    <w:p>
+      <w:r>
+        <w:t>}</w:t>
+      </w:r>
+    </w:p>
+    <w:p/>
+    <w:p>
+      <w:r>
+        <w:t xml:space="preserve">export default </w:t>
+      </w:r>
+      <w:proofErr w:type="spellStart"/>
+      <w:r>
+        <w:t>RestaurantsPage</w:t>
+      </w:r>
+      <w:proofErr w:type="spellEnd"/>
+    </w:p>
+    <w:p>
+      <w:r>
+        <w:t>```</w:t>
+      </w:r>
+    </w:p>
+    <w:p>
+      <w:r>
+        <w:t>```</w:t>
+      </w:r>
+    </w:p>
+    <w:p>
+      <w:r>
+        <w:t>What happens:</w:t>
+      </w:r>
+    </w:p>
+    <w:p>
+      <w:r>
+        <w:t>User requests /restaurants</w:t>
+      </w:r>
+    </w:p>
+    <w:p>
+      <w:r>
+        <w:t xml:space="preserve">        ↓</w:t>
+      </w:r>
+    </w:p>
+    <w:p>
+      <w:r>
+        <w:t>Next.js server runs this component</w:t>
+      </w:r>
+    </w:p>
+    <w:p>
+      <w:r>
+        <w:t>Fetches data FROM server (no loading state!)</w:t>
+      </w:r>
+    </w:p>
+    <w:p>
+      <w:r>
+        <w:t>Builds complete HTML</w:t>
+      </w:r>
+    </w:p>
+    <w:p>
+      <w:r>
+        <w:t xml:space="preserve">        ↓</w:t>
+      </w:r>
+    </w:p>
+    <w:p>
+      <w:r>
+        <w:t>Sends complete page to browser</w:t>
+      </w:r>
+    </w:p>
+    <w:p>
+      <w:r>
+        <w:t xml:space="preserve">User sees restaurants INSTANTLY </w:t>
+      </w:r>
+      <w:r>
+        <w:rPr>
+          <w:rFonts w:ascii="Segoe UI Emoji" w:hAnsi="Segoe UI Emoji" w:cs="Segoe UI Emoji"/>
+        </w:rPr>
+        <w:t>⚡</w:t>
+      </w:r>
+    </w:p>
+    <w:p>
+      <w:r>
+        <w:t>No loading spinner needed!</w:t>
+      </w:r>
+    </w:p>
+    <w:p>
+      <w:pPr>
+        <w:rPr>
+          <w:b/>
+          <w:bCs/>
+        </w:rPr>
+      </w:pPr>
+      <w:r>
+        <w:rPr>
+          <w:b/>
+          <w:bCs/>
+        </w:rPr>
+        <w:t>Option 2: SSG — Static Site Generation</w:t>
+      </w:r>
+    </w:p>
+    <w:p/>
     <w:p>
       <w:pPr>
         <w:rPr>
@@ -13962,7 +15924,6 @@
   <w:style w:type="character" w:default="1" w:styleId="DefaultParagraphFont">
     <w:name w:val="Default Paragraph Font"/>
     <w:uiPriority w:val="1"/>
-    <w:semiHidden/>
     <w:unhideWhenUsed/>
   </w:style>
   <w:style w:type="table" w:default="1" w:styleId="TableNormal">
